--- a/plan mindpacer.docx
+++ b/plan mindpacer.docx
@@ -4394,6 +4394,3796 @@
           <w14:ligatures w14:val="none"/>
         </w:rPr>
         <w:t>) ya mismo?</w:t>
+      </w:r>
+    </w:p>
+    <w:p>
+      <w:r>
+        <w:br w:type="page"/>
+      </w:r>
+    </w:p>
+    <w:p>
+      <w:pPr>
+        <w:spacing w:before="100" w:beforeAutospacing="1" w:after="100" w:afterAutospacing="1"/>
+        <w:rPr>
+          <w:rFonts w:ascii="Times New Roman" w:eastAsia="Times New Roman" w:hAnsi="Times New Roman" w:cs="Times New Roman"/>
+          <w:kern w:val="0"/>
+          <w:lang w:eastAsia="es-ES_tradnl"/>
+          <w14:ligatures w14:val="none"/>
+        </w:rPr>
+      </w:pPr>
+      <w:r>
+        <w:rPr>
+          <w:rFonts w:ascii="Times New Roman" w:eastAsia="Times New Roman" w:hAnsi="Times New Roman" w:cs="Times New Roman"/>
+          <w:kern w:val="0"/>
+          <w:lang w:eastAsia="es-ES_tradnl"/>
+          <w14:ligatures w14:val="none"/>
+        </w:rPr>
+        <w:lastRenderedPageBreak/>
+        <w:t xml:space="preserve">Perfecto, vamos paso a paso. Ya tienes tus tres ramas creadas: </w:t>
+      </w:r>
+      <w:proofErr w:type="spellStart"/>
+      <w:r>
+        <w:rPr>
+          <w:rFonts w:ascii="Courier New" w:eastAsia="Times New Roman" w:hAnsi="Courier New" w:cs="Courier New"/>
+          <w:kern w:val="0"/>
+          <w:sz w:val="20"/>
+          <w:szCs w:val="20"/>
+          <w:lang w:eastAsia="es-ES_tradnl"/>
+          <w14:ligatures w14:val="none"/>
+        </w:rPr>
+        <w:t>main</w:t>
+      </w:r>
+      <w:proofErr w:type="spellEnd"/>
+      <w:r>
+        <w:rPr>
+          <w:rFonts w:ascii="Times New Roman" w:eastAsia="Times New Roman" w:hAnsi="Times New Roman" w:cs="Times New Roman"/>
+          <w:kern w:val="0"/>
+          <w:lang w:eastAsia="es-ES_tradnl"/>
+          <w14:ligatures w14:val="none"/>
+        </w:rPr>
+        <w:t xml:space="preserve"> (producción), </w:t>
+      </w:r>
+      <w:r>
+        <w:rPr>
+          <w:rFonts w:ascii="Courier New" w:eastAsia="Times New Roman" w:hAnsi="Courier New" w:cs="Courier New"/>
+          <w:kern w:val="0"/>
+          <w:sz w:val="20"/>
+          <w:szCs w:val="20"/>
+          <w:lang w:eastAsia="es-ES_tradnl"/>
+          <w14:ligatures w14:val="none"/>
+        </w:rPr>
+        <w:t>pre</w:t>
+      </w:r>
+      <w:r>
+        <w:rPr>
+          <w:rFonts w:ascii="Times New Roman" w:eastAsia="Times New Roman" w:hAnsi="Times New Roman" w:cs="Times New Roman"/>
+          <w:kern w:val="0"/>
+          <w:lang w:eastAsia="es-ES_tradnl"/>
+          <w14:ligatures w14:val="none"/>
+        </w:rPr>
+        <w:t xml:space="preserve"> (preproducción) y </w:t>
+      </w:r>
+      <w:proofErr w:type="spellStart"/>
+      <w:r>
+        <w:rPr>
+          <w:rFonts w:ascii="Courier New" w:eastAsia="Times New Roman" w:hAnsi="Courier New" w:cs="Courier New"/>
+          <w:kern w:val="0"/>
+          <w:sz w:val="20"/>
+          <w:szCs w:val="20"/>
+          <w:lang w:eastAsia="es-ES_tradnl"/>
+          <w14:ligatures w14:val="none"/>
+        </w:rPr>
+        <w:t>dev</w:t>
+      </w:r>
+      <w:proofErr w:type="spellEnd"/>
+      <w:r>
+        <w:rPr>
+          <w:rFonts w:ascii="Times New Roman" w:eastAsia="Times New Roman" w:hAnsi="Times New Roman" w:cs="Times New Roman"/>
+          <w:kern w:val="0"/>
+          <w:lang w:eastAsia="es-ES_tradnl"/>
+          <w14:ligatures w14:val="none"/>
+        </w:rPr>
+        <w:t xml:space="preserve"> (desarrollo). Ahora te explico cómo usarlas de forma clara y segura desde tu entorno local:</w:t>
+      </w:r>
+    </w:p>
+    <w:p>
+      <w:pPr>
+        <w:rPr>
+          <w:rFonts w:ascii="Times New Roman" w:eastAsia="Times New Roman" w:hAnsi="Times New Roman" w:cs="Times New Roman"/>
+          <w:kern w:val="0"/>
+          <w:lang w:eastAsia="es-ES_tradnl"/>
+          <w14:ligatures w14:val="none"/>
+        </w:rPr>
+      </w:pPr>
+      <w:r>
+        <w:rPr>
+          <w:rFonts w:ascii="Times New Roman" w:eastAsia="Times New Roman" w:hAnsi="Times New Roman" w:cs="Times New Roman"/>
+          <w:noProof/>
+          <w:kern w:val="0"/>
+          <w:lang w:eastAsia="es-ES_tradnl"/>
+          <w14:ligatures w14:val="none"/>
+        </w:rPr>
+      </w:r>
+      <w:r>
+        <w:rPr>
+          <w:rFonts w:ascii="Times New Roman" w:eastAsia="Times New Roman" w:hAnsi="Times New Roman" w:cs="Times New Roman"/>
+          <w:noProof/>
+          <w:kern w:val="0"/>
+          <w:lang w:eastAsia="es-ES_tradnl"/>
+          <w14:ligatures w14:val="none"/>
+        </w:rPr>
+        <w:pict>
+          <v:rect id="_x0000_i1031" alt="" style="width:425.2pt;height:.05pt;mso-width-percent:0;mso-height-percent:0;mso-width-percent:0;mso-height-percent:0" o:hralign="center" o:hrstd="t" o:hr="t" fillcolor="#a0a0a0" stroked="f"/>
+        </w:pict>
+      </w:r>
+    </w:p>
+    <w:p>
+      <w:pPr>
+        <w:spacing w:before="100" w:beforeAutospacing="1" w:after="100" w:afterAutospacing="1"/>
+        <w:outlineLvl w:val="1"/>
+        <w:rPr>
+          <w:rFonts w:ascii="Times New Roman" w:eastAsia="Times New Roman" w:hAnsi="Times New Roman" w:cs="Times New Roman"/>
+          <w:b/>
+          <w:bCs/>
+          <w:kern w:val="0"/>
+          <w:sz w:val="36"/>
+          <w:szCs w:val="36"/>
+          <w:lang w:eastAsia="es-ES_tradnl"/>
+          <w14:ligatures w14:val="none"/>
+        </w:rPr>
+      </w:pPr>
+      <w:r>
+        <w:rPr>
+          <w:rFonts w:ascii="Apple Color Emoji" w:eastAsia="Times New Roman" w:hAnsi="Apple Color Emoji" w:cs="Apple Color Emoji"/>
+          <w:b/>
+          <w:bCs/>
+          <w:kern w:val="0"/>
+          <w:sz w:val="36"/>
+          <w:szCs w:val="36"/>
+          <w:lang w:eastAsia="es-ES_tradnl"/>
+          <w14:ligatures w14:val="none"/>
+        </w:rPr>
+        <w:t>🎯</w:t>
+      </w:r>
+      <w:r>
+        <w:rPr>
+          <w:rFonts w:ascii="Times New Roman" w:eastAsia="Times New Roman" w:hAnsi="Times New Roman" w:cs="Times New Roman"/>
+          <w:b/>
+          <w:bCs/>
+          <w:kern w:val="0"/>
+          <w:sz w:val="36"/>
+          <w:szCs w:val="36"/>
+          <w:lang w:eastAsia="es-ES_tradnl"/>
+          <w14:ligatures w14:val="none"/>
+        </w:rPr>
+        <w:t xml:space="preserve"> 1. ¿Qué hace cada rama?</w:t>
+      </w:r>
+    </w:p>
+    <w:p>
+      <w:pPr>
+        <w:numPr>
+          <w:ilvl w:val="0"/>
+          <w:numId w:val="8"/>
+        </w:numPr>
+        <w:spacing w:before="100" w:beforeAutospacing="1" w:after="100" w:afterAutospacing="1"/>
+        <w:rPr>
+          <w:rFonts w:ascii="Times New Roman" w:eastAsia="Times New Roman" w:hAnsi="Times New Roman" w:cs="Times New Roman"/>
+          <w:kern w:val="0"/>
+          <w:lang w:eastAsia="es-ES_tradnl"/>
+          <w14:ligatures w14:val="none"/>
+        </w:rPr>
+      </w:pPr>
+      <w:proofErr w:type="spellStart"/>
+      <w:r>
+        <w:rPr>
+          <w:rFonts w:ascii="Courier New" w:eastAsia="Times New Roman" w:hAnsi="Courier New" w:cs="Courier New"/>
+          <w:b/>
+          <w:bCs/>
+          <w:kern w:val="0"/>
+          <w:sz w:val="20"/>
+          <w:szCs w:val="20"/>
+          <w:lang w:eastAsia="es-ES_tradnl"/>
+          <w14:ligatures w14:val="none"/>
+        </w:rPr>
+        <w:t>main</w:t>
+      </w:r>
+      <w:proofErr w:type="spellEnd"/>
+      <w:r>
+        <w:rPr>
+          <w:rFonts w:ascii="Times New Roman" w:eastAsia="Times New Roman" w:hAnsi="Times New Roman" w:cs="Times New Roman"/>
+          <w:kern w:val="0"/>
+          <w:lang w:eastAsia="es-ES_tradnl"/>
+          <w14:ligatures w14:val="none"/>
+        </w:rPr>
+        <w:t>: Contiene solo versiones estables que ya están listas para usarse en producción. No se edita directamente.</w:t>
+      </w:r>
+    </w:p>
+    <w:p>
+      <w:pPr>
+        <w:numPr>
+          <w:ilvl w:val="0"/>
+          <w:numId w:val="8"/>
+        </w:numPr>
+        <w:spacing w:before="100" w:beforeAutospacing="1" w:after="100" w:afterAutospacing="1"/>
+        <w:rPr>
+          <w:rFonts w:ascii="Times New Roman" w:eastAsia="Times New Roman" w:hAnsi="Times New Roman" w:cs="Times New Roman"/>
+          <w:kern w:val="0"/>
+          <w:lang w:eastAsia="es-ES_tradnl"/>
+          <w14:ligatures w14:val="none"/>
+        </w:rPr>
+      </w:pPr>
+      <w:r>
+        <w:rPr>
+          <w:rFonts w:ascii="Courier New" w:eastAsia="Times New Roman" w:hAnsi="Courier New" w:cs="Courier New"/>
+          <w:b/>
+          <w:bCs/>
+          <w:kern w:val="0"/>
+          <w:sz w:val="20"/>
+          <w:szCs w:val="20"/>
+          <w:lang w:eastAsia="es-ES_tradnl"/>
+          <w14:ligatures w14:val="none"/>
+        </w:rPr>
+        <w:t>pre</w:t>
+      </w:r>
+      <w:r>
+        <w:rPr>
+          <w:rFonts w:ascii="Times New Roman" w:eastAsia="Times New Roman" w:hAnsi="Times New Roman" w:cs="Times New Roman"/>
+          <w:kern w:val="0"/>
+          <w:lang w:eastAsia="es-ES_tradnl"/>
+          <w14:ligatures w14:val="none"/>
+        </w:rPr>
+        <w:t xml:space="preserve">: Copia casi idéntica a </w:t>
+      </w:r>
+      <w:proofErr w:type="spellStart"/>
+      <w:r>
+        <w:rPr>
+          <w:rFonts w:ascii="Courier New" w:eastAsia="Times New Roman" w:hAnsi="Courier New" w:cs="Courier New"/>
+          <w:kern w:val="0"/>
+          <w:sz w:val="20"/>
+          <w:szCs w:val="20"/>
+          <w:lang w:eastAsia="es-ES_tradnl"/>
+          <w14:ligatures w14:val="none"/>
+        </w:rPr>
+        <w:t>main</w:t>
+      </w:r>
+      <w:proofErr w:type="spellEnd"/>
+      <w:r>
+        <w:rPr>
+          <w:rFonts w:ascii="Times New Roman" w:eastAsia="Times New Roman" w:hAnsi="Times New Roman" w:cs="Times New Roman"/>
+          <w:kern w:val="0"/>
+          <w:lang w:eastAsia="es-ES_tradnl"/>
+          <w14:ligatures w14:val="none"/>
+        </w:rPr>
+        <w:t>, pero usada para pruebas finales antes de subir cambios a producción.</w:t>
+      </w:r>
+    </w:p>
+    <w:p>
+      <w:pPr>
+        <w:numPr>
+          <w:ilvl w:val="0"/>
+          <w:numId w:val="8"/>
+        </w:numPr>
+        <w:spacing w:before="100" w:beforeAutospacing="1" w:after="100" w:afterAutospacing="1"/>
+        <w:rPr>
+          <w:rFonts w:ascii="Times New Roman" w:eastAsia="Times New Roman" w:hAnsi="Times New Roman" w:cs="Times New Roman"/>
+          <w:kern w:val="0"/>
+          <w:lang w:eastAsia="es-ES_tradnl"/>
+          <w14:ligatures w14:val="none"/>
+        </w:rPr>
+      </w:pPr>
+      <w:proofErr w:type="spellStart"/>
+      <w:r>
+        <w:rPr>
+          <w:rFonts w:ascii="Courier New" w:eastAsia="Times New Roman" w:hAnsi="Courier New" w:cs="Courier New"/>
+          <w:b/>
+          <w:bCs/>
+          <w:kern w:val="0"/>
+          <w:sz w:val="20"/>
+          <w:szCs w:val="20"/>
+          <w:lang w:eastAsia="es-ES_tradnl"/>
+          <w14:ligatures w14:val="none"/>
+        </w:rPr>
+        <w:t>dev</w:t>
+      </w:r>
+      <w:proofErr w:type="spellEnd"/>
+      <w:r>
+        <w:rPr>
+          <w:rFonts w:ascii="Times New Roman" w:eastAsia="Times New Roman" w:hAnsi="Times New Roman" w:cs="Times New Roman"/>
+          <w:kern w:val="0"/>
+          <w:lang w:eastAsia="es-ES_tradnl"/>
+          <w14:ligatures w14:val="none"/>
+        </w:rPr>
+        <w:t>: Aquí es donde haces todo el desarrollo nuevo. Agregas funcionalidades, arreglas bugs, pruebas cambios…</w:t>
+      </w:r>
+    </w:p>
+    <w:p>
+      <w:pPr>
+        <w:rPr>
+          <w:rFonts w:ascii="Times New Roman" w:eastAsia="Times New Roman" w:hAnsi="Times New Roman" w:cs="Times New Roman"/>
+          <w:kern w:val="0"/>
+          <w:lang w:eastAsia="es-ES_tradnl"/>
+          <w14:ligatures w14:val="none"/>
+        </w:rPr>
+      </w:pPr>
+      <w:r>
+        <w:rPr>
+          <w:rFonts w:ascii="Times New Roman" w:eastAsia="Times New Roman" w:hAnsi="Times New Roman" w:cs="Times New Roman"/>
+          <w:noProof/>
+          <w:kern w:val="0"/>
+          <w:lang w:eastAsia="es-ES_tradnl"/>
+          <w14:ligatures w14:val="none"/>
+        </w:rPr>
+      </w:r>
+      <w:r>
+        <w:rPr>
+          <w:rFonts w:ascii="Times New Roman" w:eastAsia="Times New Roman" w:hAnsi="Times New Roman" w:cs="Times New Roman"/>
+          <w:noProof/>
+          <w:kern w:val="0"/>
+          <w:lang w:eastAsia="es-ES_tradnl"/>
+          <w14:ligatures w14:val="none"/>
+        </w:rPr>
+        <w:pict>
+          <v:rect id="_x0000_i1032" alt="" style="width:425.2pt;height:.05pt;mso-width-percent:0;mso-height-percent:0;mso-width-percent:0;mso-height-percent:0" o:hralign="center" o:hrstd="t" o:hr="t" fillcolor="#a0a0a0" stroked="f"/>
+        </w:pict>
+      </w:r>
+    </w:p>
+    <w:p>
+      <w:pPr>
+        <w:spacing w:before="100" w:beforeAutospacing="1" w:after="100" w:afterAutospacing="1"/>
+        <w:outlineLvl w:val="1"/>
+        <w:rPr>
+          <w:rFonts w:ascii="Times New Roman" w:eastAsia="Times New Roman" w:hAnsi="Times New Roman" w:cs="Times New Roman"/>
+          <w:b/>
+          <w:bCs/>
+          <w:kern w:val="0"/>
+          <w:sz w:val="36"/>
+          <w:szCs w:val="36"/>
+          <w:lang w:eastAsia="es-ES_tradnl"/>
+          <w14:ligatures w14:val="none"/>
+        </w:rPr>
+      </w:pPr>
+      <w:r>
+        <w:rPr>
+          <w:rFonts w:ascii="Apple Color Emoji" w:eastAsia="Times New Roman" w:hAnsi="Apple Color Emoji" w:cs="Apple Color Emoji"/>
+          <w:b/>
+          <w:bCs/>
+          <w:kern w:val="0"/>
+          <w:sz w:val="36"/>
+          <w:szCs w:val="36"/>
+          <w:lang w:eastAsia="es-ES_tradnl"/>
+          <w14:ligatures w14:val="none"/>
+        </w:rPr>
+        <w:t>🛠️</w:t>
+      </w:r>
+      <w:r>
+        <w:rPr>
+          <w:rFonts w:ascii="Times New Roman" w:eastAsia="Times New Roman" w:hAnsi="Times New Roman" w:cs="Times New Roman"/>
+          <w:b/>
+          <w:bCs/>
+          <w:kern w:val="0"/>
+          <w:sz w:val="36"/>
+          <w:szCs w:val="36"/>
+          <w:lang w:eastAsia="es-ES_tradnl"/>
+          <w14:ligatures w14:val="none"/>
+        </w:rPr>
+        <w:t xml:space="preserve"> 2. ¿Cómo editar el código en la rama correcta?</w:t>
+      </w:r>
+    </w:p>
+    <w:p>
+      <w:pPr>
+        <w:spacing w:before="100" w:beforeAutospacing="1" w:after="100" w:afterAutospacing="1"/>
+        <w:outlineLvl w:val="2"/>
+        <w:rPr>
+          <w:rFonts w:ascii="Times New Roman" w:eastAsia="Times New Roman" w:hAnsi="Times New Roman" w:cs="Times New Roman"/>
+          <w:b/>
+          <w:bCs/>
+          <w:kern w:val="0"/>
+          <w:sz w:val="27"/>
+          <w:szCs w:val="27"/>
+          <w:lang w:eastAsia="es-ES_tradnl"/>
+          <w14:ligatures w14:val="none"/>
+        </w:rPr>
+      </w:pPr>
+      <w:r>
+        <w:rPr>
+          <w:rFonts w:ascii="Times New Roman" w:eastAsia="Times New Roman" w:hAnsi="Times New Roman" w:cs="Times New Roman"/>
+          <w:b/>
+          <w:bCs/>
+          <w:kern w:val="0"/>
+          <w:sz w:val="27"/>
+          <w:szCs w:val="27"/>
+          <w:lang w:eastAsia="es-ES_tradnl"/>
+          <w14:ligatures w14:val="none"/>
+        </w:rPr>
+        <w:t>Al comenzar a trabajar:</w:t>
+      </w:r>
+    </w:p>
+    <w:p>
+      <w:pPr>
+        <w:spacing w:before="100" w:beforeAutospacing="1" w:after="100" w:afterAutospacing="1"/>
+        <w:rPr>
+          <w:rFonts w:ascii="Times New Roman" w:eastAsia="Times New Roman" w:hAnsi="Times New Roman" w:cs="Times New Roman"/>
+          <w:kern w:val="0"/>
+          <w:lang w:eastAsia="es-ES_tradnl"/>
+          <w14:ligatures w14:val="none"/>
+        </w:rPr>
+      </w:pPr>
+      <w:r>
+        <w:rPr>
+          <w:rFonts w:ascii="Times New Roman" w:eastAsia="Times New Roman" w:hAnsi="Times New Roman" w:cs="Times New Roman"/>
+          <w:kern w:val="0"/>
+          <w:lang w:eastAsia="es-ES_tradnl"/>
+          <w14:ligatures w14:val="none"/>
+        </w:rPr>
+        <w:t xml:space="preserve">Siempre antes de tocar nada, asegúrate de estar en la rama </w:t>
+      </w:r>
+      <w:proofErr w:type="spellStart"/>
+      <w:r>
+        <w:rPr>
+          <w:rFonts w:ascii="Courier New" w:eastAsia="Times New Roman" w:hAnsi="Courier New" w:cs="Courier New"/>
+          <w:kern w:val="0"/>
+          <w:sz w:val="20"/>
+          <w:szCs w:val="20"/>
+          <w:lang w:eastAsia="es-ES_tradnl"/>
+          <w14:ligatures w14:val="none"/>
+        </w:rPr>
+        <w:t>dev</w:t>
+      </w:r>
+      <w:proofErr w:type="spellEnd"/>
+      <w:r>
+        <w:rPr>
+          <w:rFonts w:ascii="Times New Roman" w:eastAsia="Times New Roman" w:hAnsi="Times New Roman" w:cs="Times New Roman"/>
+          <w:kern w:val="0"/>
+          <w:lang w:eastAsia="es-ES_tradnl"/>
+          <w14:ligatures w14:val="none"/>
+        </w:rPr>
+        <w:t>:</w:t>
+      </w:r>
+    </w:p>
+    <w:p>
+      <w:pPr>
+        <w:tabs>
+          <w:tab w:val="left" w:pos="916"/>
+          <w:tab w:val="left" w:pos="1832"/>
+          <w:tab w:val="left" w:pos="2748"/>
+          <w:tab w:val="left" w:pos="3664"/>
+          <w:tab w:val="left" w:pos="4580"/>
+          <w:tab w:val="left" w:pos="5496"/>
+          <w:tab w:val="left" w:pos="6412"/>
+          <w:tab w:val="left" w:pos="7328"/>
+          <w:tab w:val="left" w:pos="8244"/>
+          <w:tab w:val="left" w:pos="9160"/>
+          <w:tab w:val="left" w:pos="10076"/>
+          <w:tab w:val="left" w:pos="10992"/>
+          <w:tab w:val="left" w:pos="11908"/>
+          <w:tab w:val="left" w:pos="12824"/>
+          <w:tab w:val="left" w:pos="13740"/>
+          <w:tab w:val="left" w:pos="14656"/>
+        </w:tabs>
+        <w:rPr>
+          <w:rFonts w:ascii="Courier New" w:eastAsia="Times New Roman" w:hAnsi="Courier New" w:cs="Courier New"/>
+          <w:kern w:val="0"/>
+          <w:sz w:val="20"/>
+          <w:szCs w:val="20"/>
+          <w:lang w:eastAsia="es-ES_tradnl"/>
+          <w14:ligatures w14:val="none"/>
+        </w:rPr>
+      </w:pPr>
+      <w:proofErr w:type="spellStart"/>
+      <w:r>
+        <w:rPr>
+          <w:rFonts w:ascii="Courier New" w:eastAsia="Times New Roman" w:hAnsi="Courier New" w:cs="Courier New"/>
+          <w:kern w:val="0"/>
+          <w:sz w:val="20"/>
+          <w:szCs w:val="20"/>
+          <w:lang w:eastAsia="es-ES_tradnl"/>
+          <w14:ligatures w14:val="none"/>
+        </w:rPr>
+        <w:t>git</w:t>
+      </w:r>
+      <w:proofErr w:type="spellEnd"/>
+      <w:r>
+        <w:rPr>
+          <w:rFonts w:ascii="Courier New" w:eastAsia="Times New Roman" w:hAnsi="Courier New" w:cs="Courier New"/>
+          <w:kern w:val="0"/>
+          <w:sz w:val="20"/>
+          <w:szCs w:val="20"/>
+          <w:lang w:eastAsia="es-ES_tradnl"/>
+          <w14:ligatures w14:val="none"/>
+        </w:rPr>
+        <w:t xml:space="preserve"> </w:t>
+      </w:r>
+      <w:proofErr w:type="spellStart"/>
+      <w:r>
+        <w:rPr>
+          <w:rFonts w:ascii="Courier New" w:eastAsia="Times New Roman" w:hAnsi="Courier New" w:cs="Courier New"/>
+          <w:kern w:val="0"/>
+          <w:sz w:val="20"/>
+          <w:szCs w:val="20"/>
+          <w:lang w:eastAsia="es-ES_tradnl"/>
+          <w14:ligatures w14:val="none"/>
+        </w:rPr>
+        <w:t>checkout</w:t>
+      </w:r>
+      <w:proofErr w:type="spellEnd"/>
+      <w:r>
+        <w:rPr>
+          <w:rFonts w:ascii="Courier New" w:eastAsia="Times New Roman" w:hAnsi="Courier New" w:cs="Courier New"/>
+          <w:kern w:val="0"/>
+          <w:sz w:val="20"/>
+          <w:szCs w:val="20"/>
+          <w:lang w:eastAsia="es-ES_tradnl"/>
+          <w14:ligatures w14:val="none"/>
+        </w:rPr>
+        <w:t xml:space="preserve"> </w:t>
+      </w:r>
+      <w:proofErr w:type="spellStart"/>
+      <w:r>
+        <w:rPr>
+          <w:rFonts w:ascii="Courier New" w:eastAsia="Times New Roman" w:hAnsi="Courier New" w:cs="Courier New"/>
+          <w:kern w:val="0"/>
+          <w:sz w:val="20"/>
+          <w:szCs w:val="20"/>
+          <w:lang w:eastAsia="es-ES_tradnl"/>
+          <w14:ligatures w14:val="none"/>
+        </w:rPr>
+        <w:t>dev</w:t>
+      </w:r>
+      <w:proofErr w:type="spellEnd"/>
+    </w:p>
+    <w:p>
+      <w:pPr>
+        <w:spacing w:before="100" w:beforeAutospacing="1" w:after="100" w:afterAutospacing="1"/>
+        <w:rPr>
+          <w:rFonts w:ascii="Times New Roman" w:eastAsia="Times New Roman" w:hAnsi="Times New Roman" w:cs="Times New Roman"/>
+          <w:kern w:val="0"/>
+          <w:lang w:eastAsia="es-ES_tradnl"/>
+          <w14:ligatures w14:val="none"/>
+        </w:rPr>
+      </w:pPr>
+      <w:r>
+        <w:rPr>
+          <w:rFonts w:ascii="Times New Roman" w:eastAsia="Times New Roman" w:hAnsi="Times New Roman" w:cs="Times New Roman"/>
+          <w:kern w:val="0"/>
+          <w:lang w:eastAsia="es-ES_tradnl"/>
+          <w14:ligatures w14:val="none"/>
+        </w:rPr>
+        <w:t>Y si quieres asegurarte de estar actualizado:</w:t>
+      </w:r>
+    </w:p>
+    <w:p>
+      <w:pPr>
+        <w:tabs>
+          <w:tab w:val="left" w:pos="916"/>
+          <w:tab w:val="left" w:pos="1832"/>
+          <w:tab w:val="left" w:pos="2748"/>
+          <w:tab w:val="left" w:pos="3664"/>
+          <w:tab w:val="left" w:pos="4580"/>
+          <w:tab w:val="left" w:pos="5496"/>
+          <w:tab w:val="left" w:pos="6412"/>
+          <w:tab w:val="left" w:pos="7328"/>
+          <w:tab w:val="left" w:pos="8244"/>
+          <w:tab w:val="left" w:pos="9160"/>
+          <w:tab w:val="left" w:pos="10076"/>
+          <w:tab w:val="left" w:pos="10992"/>
+          <w:tab w:val="left" w:pos="11908"/>
+          <w:tab w:val="left" w:pos="12824"/>
+          <w:tab w:val="left" w:pos="13740"/>
+          <w:tab w:val="left" w:pos="14656"/>
+        </w:tabs>
+        <w:rPr>
+          <w:rFonts w:ascii="Courier New" w:eastAsia="Times New Roman" w:hAnsi="Courier New" w:cs="Courier New"/>
+          <w:kern w:val="0"/>
+          <w:sz w:val="20"/>
+          <w:szCs w:val="20"/>
+          <w:lang w:eastAsia="es-ES_tradnl"/>
+          <w14:ligatures w14:val="none"/>
+        </w:rPr>
+      </w:pPr>
+      <w:proofErr w:type="spellStart"/>
+      <w:r>
+        <w:rPr>
+          <w:rFonts w:ascii="Courier New" w:eastAsia="Times New Roman" w:hAnsi="Courier New" w:cs="Courier New"/>
+          <w:kern w:val="0"/>
+          <w:sz w:val="20"/>
+          <w:szCs w:val="20"/>
+          <w:lang w:eastAsia="es-ES_tradnl"/>
+          <w14:ligatures w14:val="none"/>
+        </w:rPr>
+        <w:t>git</w:t>
+      </w:r>
+      <w:proofErr w:type="spellEnd"/>
+      <w:r>
+        <w:rPr>
+          <w:rFonts w:ascii="Courier New" w:eastAsia="Times New Roman" w:hAnsi="Courier New" w:cs="Courier New"/>
+          <w:kern w:val="0"/>
+          <w:sz w:val="20"/>
+          <w:szCs w:val="20"/>
+          <w:lang w:eastAsia="es-ES_tradnl"/>
+          <w14:ligatures w14:val="none"/>
+        </w:rPr>
+        <w:t xml:space="preserve"> </w:t>
+      </w:r>
+      <w:proofErr w:type="spellStart"/>
+      <w:r>
+        <w:rPr>
+          <w:rFonts w:ascii="Courier New" w:eastAsia="Times New Roman" w:hAnsi="Courier New" w:cs="Courier New"/>
+          <w:kern w:val="0"/>
+          <w:sz w:val="20"/>
+          <w:szCs w:val="20"/>
+          <w:lang w:eastAsia="es-ES_tradnl"/>
+          <w14:ligatures w14:val="none"/>
+        </w:rPr>
+        <w:t>pull</w:t>
+      </w:r>
+      <w:proofErr w:type="spellEnd"/>
+      <w:r>
+        <w:rPr>
+          <w:rFonts w:ascii="Courier New" w:eastAsia="Times New Roman" w:hAnsi="Courier New" w:cs="Courier New"/>
+          <w:kern w:val="0"/>
+          <w:sz w:val="20"/>
+          <w:szCs w:val="20"/>
+          <w:lang w:eastAsia="es-ES_tradnl"/>
+          <w14:ligatures w14:val="none"/>
+        </w:rPr>
+        <w:t xml:space="preserve"> </w:t>
+      </w:r>
+      <w:proofErr w:type="spellStart"/>
+      <w:r>
+        <w:rPr>
+          <w:rFonts w:ascii="Courier New" w:eastAsia="Times New Roman" w:hAnsi="Courier New" w:cs="Courier New"/>
+          <w:kern w:val="0"/>
+          <w:sz w:val="20"/>
+          <w:szCs w:val="20"/>
+          <w:lang w:eastAsia="es-ES_tradnl"/>
+          <w14:ligatures w14:val="none"/>
+        </w:rPr>
+        <w:t>origin</w:t>
+      </w:r>
+      <w:proofErr w:type="spellEnd"/>
+      <w:r>
+        <w:rPr>
+          <w:rFonts w:ascii="Courier New" w:eastAsia="Times New Roman" w:hAnsi="Courier New" w:cs="Courier New"/>
+          <w:kern w:val="0"/>
+          <w:sz w:val="20"/>
+          <w:szCs w:val="20"/>
+          <w:lang w:eastAsia="es-ES_tradnl"/>
+          <w14:ligatures w14:val="none"/>
+        </w:rPr>
+        <w:t xml:space="preserve"> </w:t>
+      </w:r>
+      <w:proofErr w:type="spellStart"/>
+      <w:r>
+        <w:rPr>
+          <w:rFonts w:ascii="Courier New" w:eastAsia="Times New Roman" w:hAnsi="Courier New" w:cs="Courier New"/>
+          <w:kern w:val="0"/>
+          <w:sz w:val="20"/>
+          <w:szCs w:val="20"/>
+          <w:lang w:eastAsia="es-ES_tradnl"/>
+          <w14:ligatures w14:val="none"/>
+        </w:rPr>
+        <w:t>dev</w:t>
+      </w:r>
+      <w:proofErr w:type="spellEnd"/>
+    </w:p>
+    <w:p>
+      <w:pPr>
+        <w:spacing w:before="100" w:beforeAutospacing="1" w:after="100" w:afterAutospacing="1"/>
+        <w:outlineLvl w:val="2"/>
+        <w:rPr>
+          <w:rFonts w:ascii="Times New Roman" w:eastAsia="Times New Roman" w:hAnsi="Times New Roman" w:cs="Times New Roman"/>
+          <w:b/>
+          <w:bCs/>
+          <w:kern w:val="0"/>
+          <w:sz w:val="27"/>
+          <w:szCs w:val="27"/>
+          <w:lang w:eastAsia="es-ES_tradnl"/>
+          <w14:ligatures w14:val="none"/>
+        </w:rPr>
+      </w:pPr>
+      <w:r>
+        <w:rPr>
+          <w:rFonts w:ascii="Times New Roman" w:eastAsia="Times New Roman" w:hAnsi="Times New Roman" w:cs="Times New Roman"/>
+          <w:b/>
+          <w:bCs/>
+          <w:kern w:val="0"/>
+          <w:sz w:val="27"/>
+          <w:szCs w:val="27"/>
+          <w:lang w:eastAsia="es-ES_tradnl"/>
+          <w14:ligatures w14:val="none"/>
+        </w:rPr>
+        <w:t>Cuando haces cambios:</w:t>
+      </w:r>
+    </w:p>
+    <w:p>
+      <w:pPr>
+        <w:spacing w:before="100" w:beforeAutospacing="1" w:after="100" w:afterAutospacing="1"/>
+        <w:rPr>
+          <w:rFonts w:ascii="Times New Roman" w:eastAsia="Times New Roman" w:hAnsi="Times New Roman" w:cs="Times New Roman"/>
+          <w:kern w:val="0"/>
+          <w:lang w:eastAsia="es-ES_tradnl"/>
+          <w14:ligatures w14:val="none"/>
+        </w:rPr>
+      </w:pPr>
+      <w:r>
+        <w:rPr>
+          <w:rFonts w:ascii="Times New Roman" w:eastAsia="Times New Roman" w:hAnsi="Times New Roman" w:cs="Times New Roman"/>
+          <w:kern w:val="0"/>
+          <w:lang w:eastAsia="es-ES_tradnl"/>
+          <w14:ligatures w14:val="none"/>
+        </w:rPr>
+        <w:t xml:space="preserve">Editas tu código en VS </w:t>
+      </w:r>
+      <w:proofErr w:type="spellStart"/>
+      <w:r>
+        <w:rPr>
+          <w:rFonts w:ascii="Times New Roman" w:eastAsia="Times New Roman" w:hAnsi="Times New Roman" w:cs="Times New Roman"/>
+          <w:kern w:val="0"/>
+          <w:lang w:eastAsia="es-ES_tradnl"/>
+          <w14:ligatures w14:val="none"/>
+        </w:rPr>
+        <w:t>Code</w:t>
+      </w:r>
+      <w:proofErr w:type="spellEnd"/>
+      <w:r>
+        <w:rPr>
+          <w:rFonts w:ascii="Times New Roman" w:eastAsia="Times New Roman" w:hAnsi="Times New Roman" w:cs="Times New Roman"/>
+          <w:kern w:val="0"/>
+          <w:lang w:eastAsia="es-ES_tradnl"/>
+          <w14:ligatures w14:val="none"/>
+        </w:rPr>
+        <w:t xml:space="preserve"> (o el IDE que uses) como haces normalmente. Como estás en la rama </w:t>
+      </w:r>
+      <w:proofErr w:type="spellStart"/>
+      <w:r>
+        <w:rPr>
+          <w:rFonts w:ascii="Courier New" w:eastAsia="Times New Roman" w:hAnsi="Courier New" w:cs="Courier New"/>
+          <w:kern w:val="0"/>
+          <w:sz w:val="20"/>
+          <w:szCs w:val="20"/>
+          <w:lang w:eastAsia="es-ES_tradnl"/>
+          <w14:ligatures w14:val="none"/>
+        </w:rPr>
+        <w:t>dev</w:t>
+      </w:r>
+      <w:proofErr w:type="spellEnd"/>
+      <w:r>
+        <w:rPr>
+          <w:rFonts w:ascii="Times New Roman" w:eastAsia="Times New Roman" w:hAnsi="Times New Roman" w:cs="Times New Roman"/>
+          <w:kern w:val="0"/>
+          <w:lang w:eastAsia="es-ES_tradnl"/>
+          <w14:ligatures w14:val="none"/>
+        </w:rPr>
+        <w:t>, todo lo que modifiques se guarda ahí.</w:t>
+      </w:r>
+    </w:p>
+    <w:p>
+      <w:pPr>
+        <w:rPr>
+          <w:rFonts w:ascii="Times New Roman" w:eastAsia="Times New Roman" w:hAnsi="Times New Roman" w:cs="Times New Roman"/>
+          <w:kern w:val="0"/>
+          <w:lang w:eastAsia="es-ES_tradnl"/>
+          <w14:ligatures w14:val="none"/>
+        </w:rPr>
+      </w:pPr>
+      <w:r>
+        <w:rPr>
+          <w:rFonts w:ascii="Times New Roman" w:eastAsia="Times New Roman" w:hAnsi="Times New Roman" w:cs="Times New Roman"/>
+          <w:noProof/>
+          <w:kern w:val="0"/>
+          <w:lang w:eastAsia="es-ES_tradnl"/>
+          <w14:ligatures w14:val="none"/>
+        </w:rPr>
+      </w:r>
+      <w:r>
+        <w:rPr>
+          <w:rFonts w:ascii="Times New Roman" w:eastAsia="Times New Roman" w:hAnsi="Times New Roman" w:cs="Times New Roman"/>
+          <w:noProof/>
+          <w:kern w:val="0"/>
+          <w:lang w:eastAsia="es-ES_tradnl"/>
+          <w14:ligatures w14:val="none"/>
+        </w:rPr>
+        <w:pict>
+          <v:rect id="_x0000_i1033" alt="" style="width:425.2pt;height:.05pt;mso-width-percent:0;mso-height-percent:0;mso-width-percent:0;mso-height-percent:0" o:hralign="center" o:hrstd="t" o:hr="t" fillcolor="#a0a0a0" stroked="f"/>
+        </w:pict>
+      </w:r>
+    </w:p>
+    <w:p>
+      <w:pPr>
+        <w:spacing w:before="100" w:beforeAutospacing="1" w:after="100" w:afterAutospacing="1"/>
+        <w:outlineLvl w:val="1"/>
+        <w:rPr>
+          <w:rFonts w:ascii="Times New Roman" w:eastAsia="Times New Roman" w:hAnsi="Times New Roman" w:cs="Times New Roman"/>
+          <w:b/>
+          <w:bCs/>
+          <w:kern w:val="0"/>
+          <w:sz w:val="36"/>
+          <w:szCs w:val="36"/>
+          <w:lang w:eastAsia="es-ES_tradnl"/>
+          <w14:ligatures w14:val="none"/>
+        </w:rPr>
+      </w:pPr>
+      <w:r>
+        <w:rPr>
+          <w:rFonts w:ascii="Apple Color Emoji" w:eastAsia="Times New Roman" w:hAnsi="Apple Color Emoji" w:cs="Apple Color Emoji"/>
+          <w:b/>
+          <w:bCs/>
+          <w:kern w:val="0"/>
+          <w:sz w:val="36"/>
+          <w:szCs w:val="36"/>
+          <w:lang w:eastAsia="es-ES_tradnl"/>
+          <w14:ligatures w14:val="none"/>
+        </w:rPr>
+        <w:t>💾</w:t>
+      </w:r>
+      <w:r>
+        <w:rPr>
+          <w:rFonts w:ascii="Times New Roman" w:eastAsia="Times New Roman" w:hAnsi="Times New Roman" w:cs="Times New Roman"/>
+          <w:b/>
+          <w:bCs/>
+          <w:kern w:val="0"/>
+          <w:sz w:val="36"/>
+          <w:szCs w:val="36"/>
+          <w:lang w:eastAsia="es-ES_tradnl"/>
+          <w14:ligatures w14:val="none"/>
+        </w:rPr>
+        <w:t xml:space="preserve"> 3. Guardar y subir cambios a GitHub</w:t>
+      </w:r>
+    </w:p>
+    <w:p>
+      <w:pPr>
+        <w:spacing w:before="100" w:beforeAutospacing="1" w:after="100" w:afterAutospacing="1"/>
+        <w:rPr>
+          <w:rFonts w:ascii="Times New Roman" w:eastAsia="Times New Roman" w:hAnsi="Times New Roman" w:cs="Times New Roman"/>
+          <w:kern w:val="0"/>
+          <w:lang w:eastAsia="es-ES_tradnl"/>
+          <w14:ligatures w14:val="none"/>
+        </w:rPr>
+      </w:pPr>
+      <w:r>
+        <w:rPr>
+          <w:rFonts w:ascii="Times New Roman" w:eastAsia="Times New Roman" w:hAnsi="Times New Roman" w:cs="Times New Roman"/>
+          <w:kern w:val="0"/>
+          <w:lang w:eastAsia="es-ES_tradnl"/>
+          <w14:ligatures w14:val="none"/>
+        </w:rPr>
+        <w:t>Cuando termines una mejora o una parte que funciona:</w:t>
+      </w:r>
+    </w:p>
+    <w:p>
+      <w:pPr>
+        <w:tabs>
+          <w:tab w:val="left" w:pos="916"/>
+          <w:tab w:val="left" w:pos="1832"/>
+          <w:tab w:val="left" w:pos="2748"/>
+          <w:tab w:val="left" w:pos="3664"/>
+          <w:tab w:val="left" w:pos="4580"/>
+          <w:tab w:val="left" w:pos="5496"/>
+          <w:tab w:val="left" w:pos="6412"/>
+          <w:tab w:val="left" w:pos="7328"/>
+          <w:tab w:val="left" w:pos="8244"/>
+          <w:tab w:val="left" w:pos="9160"/>
+          <w:tab w:val="left" w:pos="10076"/>
+          <w:tab w:val="left" w:pos="10992"/>
+          <w:tab w:val="left" w:pos="11908"/>
+          <w:tab w:val="left" w:pos="12824"/>
+          <w:tab w:val="left" w:pos="13740"/>
+          <w:tab w:val="left" w:pos="14656"/>
+        </w:tabs>
+        <w:rPr>
+          <w:rFonts w:ascii="Courier New" w:eastAsia="Times New Roman" w:hAnsi="Courier New" w:cs="Courier New"/>
+          <w:kern w:val="0"/>
+          <w:sz w:val="20"/>
+          <w:szCs w:val="20"/>
+          <w:lang w:eastAsia="es-ES_tradnl"/>
+          <w14:ligatures w14:val="none"/>
+        </w:rPr>
+      </w:pPr>
+      <w:proofErr w:type="spellStart"/>
+      <w:r>
+        <w:rPr>
+          <w:rFonts w:ascii="Courier New" w:eastAsia="Times New Roman" w:hAnsi="Courier New" w:cs="Courier New"/>
+          <w:kern w:val="0"/>
+          <w:sz w:val="20"/>
+          <w:szCs w:val="20"/>
+          <w:lang w:eastAsia="es-ES_tradnl"/>
+          <w14:ligatures w14:val="none"/>
+        </w:rPr>
+        <w:t>git</w:t>
+      </w:r>
+      <w:proofErr w:type="spellEnd"/>
+      <w:r>
+        <w:rPr>
+          <w:rFonts w:ascii="Courier New" w:eastAsia="Times New Roman" w:hAnsi="Courier New" w:cs="Courier New"/>
+          <w:kern w:val="0"/>
+          <w:sz w:val="20"/>
+          <w:szCs w:val="20"/>
+          <w:lang w:eastAsia="es-ES_tradnl"/>
+          <w14:ligatures w14:val="none"/>
+        </w:rPr>
+        <w:t xml:space="preserve"> </w:t>
+      </w:r>
+      <w:proofErr w:type="spellStart"/>
+      <w:proofErr w:type="gramStart"/>
+      <w:r>
+        <w:rPr>
+          <w:rFonts w:ascii="Courier New" w:eastAsia="Times New Roman" w:hAnsi="Courier New" w:cs="Courier New"/>
+          <w:kern w:val="0"/>
+          <w:sz w:val="20"/>
+          <w:szCs w:val="20"/>
+          <w:lang w:eastAsia="es-ES_tradnl"/>
+          <w14:ligatures w14:val="none"/>
+        </w:rPr>
+        <w:t>add</w:t>
+      </w:r>
+      <w:proofErr w:type="spellEnd"/>
+      <w:r>
+        <w:rPr>
+          <w:rFonts w:ascii="Courier New" w:eastAsia="Times New Roman" w:hAnsi="Courier New" w:cs="Courier New"/>
+          <w:kern w:val="0"/>
+          <w:sz w:val="20"/>
+          <w:szCs w:val="20"/>
+          <w:lang w:eastAsia="es-ES_tradnl"/>
+          <w14:ligatures w14:val="none"/>
+        </w:rPr>
+        <w:t xml:space="preserve"> .</w:t>
+      </w:r>
+      <w:proofErr w:type="gramEnd"/>
+    </w:p>
+    <w:p>
+      <w:pPr>
+        <w:tabs>
+          <w:tab w:val="left" w:pos="916"/>
+          <w:tab w:val="left" w:pos="1832"/>
+          <w:tab w:val="left" w:pos="2748"/>
+          <w:tab w:val="left" w:pos="3664"/>
+          <w:tab w:val="left" w:pos="4580"/>
+          <w:tab w:val="left" w:pos="5496"/>
+          <w:tab w:val="left" w:pos="6412"/>
+          <w:tab w:val="left" w:pos="7328"/>
+          <w:tab w:val="left" w:pos="8244"/>
+          <w:tab w:val="left" w:pos="9160"/>
+          <w:tab w:val="left" w:pos="10076"/>
+          <w:tab w:val="left" w:pos="10992"/>
+          <w:tab w:val="left" w:pos="11908"/>
+          <w:tab w:val="left" w:pos="12824"/>
+          <w:tab w:val="left" w:pos="13740"/>
+          <w:tab w:val="left" w:pos="14656"/>
+        </w:tabs>
+        <w:rPr>
+          <w:rFonts w:ascii="Courier New" w:eastAsia="Times New Roman" w:hAnsi="Courier New" w:cs="Courier New"/>
+          <w:kern w:val="0"/>
+          <w:sz w:val="20"/>
+          <w:szCs w:val="20"/>
+          <w:lang w:eastAsia="es-ES_tradnl"/>
+          <w14:ligatures w14:val="none"/>
+        </w:rPr>
+      </w:pPr>
+      <w:proofErr w:type="spellStart"/>
+      <w:r>
+        <w:rPr>
+          <w:rFonts w:ascii="Courier New" w:eastAsia="Times New Roman" w:hAnsi="Courier New" w:cs="Courier New"/>
+          <w:kern w:val="0"/>
+          <w:sz w:val="20"/>
+          <w:szCs w:val="20"/>
+          <w:lang w:eastAsia="es-ES_tradnl"/>
+          <w14:ligatures w14:val="none"/>
+        </w:rPr>
+        <w:t>git</w:t>
+      </w:r>
+      <w:proofErr w:type="spellEnd"/>
+      <w:r>
+        <w:rPr>
+          <w:rFonts w:ascii="Courier New" w:eastAsia="Times New Roman" w:hAnsi="Courier New" w:cs="Courier New"/>
+          <w:kern w:val="0"/>
+          <w:sz w:val="20"/>
+          <w:szCs w:val="20"/>
+          <w:lang w:eastAsia="es-ES_tradnl"/>
+          <w14:ligatures w14:val="none"/>
+        </w:rPr>
+        <w:t xml:space="preserve"> commit -m "</w:t>
+      </w:r>
+      <w:r>
+        <w:rPr>
+          <w:rFonts w:ascii="Apple Color Emoji" w:eastAsia="Times New Roman" w:hAnsi="Apple Color Emoji" w:cs="Apple Color Emoji"/>
+          <w:kern w:val="0"/>
+          <w:sz w:val="20"/>
+          <w:szCs w:val="20"/>
+          <w:lang w:eastAsia="es-ES_tradnl"/>
+          <w14:ligatures w14:val="none"/>
+        </w:rPr>
+        <w:t>💡</w:t>
+      </w:r>
+      <w:r>
+        <w:rPr>
+          <w:rFonts w:ascii="Courier New" w:eastAsia="Times New Roman" w:hAnsi="Courier New" w:cs="Courier New"/>
+          <w:kern w:val="0"/>
+          <w:sz w:val="20"/>
+          <w:szCs w:val="20"/>
+          <w:lang w:eastAsia="es-ES_tradnl"/>
+          <w14:ligatures w14:val="none"/>
+        </w:rPr>
+        <w:t xml:space="preserve"> Añadida nueva funcionalidad X"</w:t>
+      </w:r>
+    </w:p>
+    <w:p>
+      <w:pPr>
+        <w:tabs>
+          <w:tab w:val="left" w:pos="916"/>
+          <w:tab w:val="left" w:pos="1832"/>
+          <w:tab w:val="left" w:pos="2748"/>
+          <w:tab w:val="left" w:pos="3664"/>
+          <w:tab w:val="left" w:pos="4580"/>
+          <w:tab w:val="left" w:pos="5496"/>
+          <w:tab w:val="left" w:pos="6412"/>
+          <w:tab w:val="left" w:pos="7328"/>
+          <w:tab w:val="left" w:pos="8244"/>
+          <w:tab w:val="left" w:pos="9160"/>
+          <w:tab w:val="left" w:pos="10076"/>
+          <w:tab w:val="left" w:pos="10992"/>
+          <w:tab w:val="left" w:pos="11908"/>
+          <w:tab w:val="left" w:pos="12824"/>
+          <w:tab w:val="left" w:pos="13740"/>
+          <w:tab w:val="left" w:pos="14656"/>
+        </w:tabs>
+        <w:rPr>
+          <w:rFonts w:ascii="Courier New" w:eastAsia="Times New Roman" w:hAnsi="Courier New" w:cs="Courier New"/>
+          <w:kern w:val="0"/>
+          <w:sz w:val="20"/>
+          <w:szCs w:val="20"/>
+          <w:lang w:eastAsia="es-ES_tradnl"/>
+          <w14:ligatures w14:val="none"/>
+        </w:rPr>
+      </w:pPr>
+      <w:proofErr w:type="spellStart"/>
+      <w:r>
+        <w:rPr>
+          <w:rFonts w:ascii="Courier New" w:eastAsia="Times New Roman" w:hAnsi="Courier New" w:cs="Courier New"/>
+          <w:kern w:val="0"/>
+          <w:sz w:val="20"/>
+          <w:szCs w:val="20"/>
+          <w:lang w:eastAsia="es-ES_tradnl"/>
+          <w14:ligatures w14:val="none"/>
+        </w:rPr>
+        <w:t>git</w:t>
+      </w:r>
+      <w:proofErr w:type="spellEnd"/>
+      <w:r>
+        <w:rPr>
+          <w:rFonts w:ascii="Courier New" w:eastAsia="Times New Roman" w:hAnsi="Courier New" w:cs="Courier New"/>
+          <w:kern w:val="0"/>
+          <w:sz w:val="20"/>
+          <w:szCs w:val="20"/>
+          <w:lang w:eastAsia="es-ES_tradnl"/>
+          <w14:ligatures w14:val="none"/>
+        </w:rPr>
+        <w:t xml:space="preserve"> </w:t>
+      </w:r>
+      <w:proofErr w:type="spellStart"/>
+      <w:r>
+        <w:rPr>
+          <w:rFonts w:ascii="Courier New" w:eastAsia="Times New Roman" w:hAnsi="Courier New" w:cs="Courier New"/>
+          <w:kern w:val="0"/>
+          <w:sz w:val="20"/>
+          <w:szCs w:val="20"/>
+          <w:lang w:eastAsia="es-ES_tradnl"/>
+          <w14:ligatures w14:val="none"/>
+        </w:rPr>
+        <w:t>push</w:t>
+      </w:r>
+      <w:proofErr w:type="spellEnd"/>
+      <w:r>
+        <w:rPr>
+          <w:rFonts w:ascii="Courier New" w:eastAsia="Times New Roman" w:hAnsi="Courier New" w:cs="Courier New"/>
+          <w:kern w:val="0"/>
+          <w:sz w:val="20"/>
+          <w:szCs w:val="20"/>
+          <w:lang w:eastAsia="es-ES_tradnl"/>
+          <w14:ligatures w14:val="none"/>
+        </w:rPr>
+        <w:t xml:space="preserve"> </w:t>
+      </w:r>
+      <w:proofErr w:type="spellStart"/>
+      <w:r>
+        <w:rPr>
+          <w:rFonts w:ascii="Courier New" w:eastAsia="Times New Roman" w:hAnsi="Courier New" w:cs="Courier New"/>
+          <w:kern w:val="0"/>
+          <w:sz w:val="20"/>
+          <w:szCs w:val="20"/>
+          <w:lang w:eastAsia="es-ES_tradnl"/>
+          <w14:ligatures w14:val="none"/>
+        </w:rPr>
+        <w:t>origin</w:t>
+      </w:r>
+      <w:proofErr w:type="spellEnd"/>
+      <w:r>
+        <w:rPr>
+          <w:rFonts w:ascii="Courier New" w:eastAsia="Times New Roman" w:hAnsi="Courier New" w:cs="Courier New"/>
+          <w:kern w:val="0"/>
+          <w:sz w:val="20"/>
+          <w:szCs w:val="20"/>
+          <w:lang w:eastAsia="es-ES_tradnl"/>
+          <w14:ligatures w14:val="none"/>
+        </w:rPr>
+        <w:t xml:space="preserve"> </w:t>
+      </w:r>
+      <w:proofErr w:type="spellStart"/>
+      <w:r>
+        <w:rPr>
+          <w:rFonts w:ascii="Courier New" w:eastAsia="Times New Roman" w:hAnsi="Courier New" w:cs="Courier New"/>
+          <w:kern w:val="0"/>
+          <w:sz w:val="20"/>
+          <w:szCs w:val="20"/>
+          <w:lang w:eastAsia="es-ES_tradnl"/>
+          <w14:ligatures w14:val="none"/>
+        </w:rPr>
+        <w:t>dev</w:t>
+      </w:r>
+      <w:proofErr w:type="spellEnd"/>
+    </w:p>
+    <w:p>
+      <w:pPr>
+        <w:rPr>
+          <w:rFonts w:ascii="Times New Roman" w:eastAsia="Times New Roman" w:hAnsi="Times New Roman" w:cs="Times New Roman"/>
+          <w:kern w:val="0"/>
+          <w:lang w:eastAsia="es-ES_tradnl"/>
+          <w14:ligatures w14:val="none"/>
+        </w:rPr>
+      </w:pPr>
+      <w:r>
+        <w:rPr>
+          <w:rFonts w:ascii="Times New Roman" w:eastAsia="Times New Roman" w:hAnsi="Times New Roman" w:cs="Times New Roman"/>
+          <w:noProof/>
+          <w:kern w:val="0"/>
+          <w:lang w:eastAsia="es-ES_tradnl"/>
+          <w14:ligatures w14:val="none"/>
+        </w:rPr>
+      </w:r>
+      <w:r>
+        <w:rPr>
+          <w:rFonts w:ascii="Times New Roman" w:eastAsia="Times New Roman" w:hAnsi="Times New Roman" w:cs="Times New Roman"/>
+          <w:noProof/>
+          <w:kern w:val="0"/>
+          <w:lang w:eastAsia="es-ES_tradnl"/>
+          <w14:ligatures w14:val="none"/>
+        </w:rPr>
+        <w:pict>
+          <v:rect id="_x0000_i1034" alt="" style="width:425.2pt;height:.05pt;mso-width-percent:0;mso-height-percent:0;mso-width-percent:0;mso-height-percent:0" o:hralign="center" o:hrstd="t" o:hr="t" fillcolor="#a0a0a0" stroked="f"/>
+        </w:pict>
+      </w:r>
+    </w:p>
+    <w:p>
+      <w:pPr>
+        <w:spacing w:before="100" w:beforeAutospacing="1" w:after="100" w:afterAutospacing="1"/>
+        <w:outlineLvl w:val="1"/>
+        <w:rPr>
+          <w:rFonts w:ascii="Times New Roman" w:eastAsia="Times New Roman" w:hAnsi="Times New Roman" w:cs="Times New Roman"/>
+          <w:b/>
+          <w:bCs/>
+          <w:kern w:val="0"/>
+          <w:sz w:val="36"/>
+          <w:szCs w:val="36"/>
+          <w:lang w:eastAsia="es-ES_tradnl"/>
+          <w14:ligatures w14:val="none"/>
+        </w:rPr>
+      </w:pPr>
+      <w:r>
+        <w:rPr>
+          <w:rFonts w:ascii="Apple Color Emoji" w:eastAsia="Times New Roman" w:hAnsi="Apple Color Emoji" w:cs="Apple Color Emoji"/>
+          <w:b/>
+          <w:bCs/>
+          <w:kern w:val="0"/>
+          <w:sz w:val="36"/>
+          <w:szCs w:val="36"/>
+          <w:lang w:eastAsia="es-ES_tradnl"/>
+          <w14:ligatures w14:val="none"/>
+        </w:rPr>
+        <w:t>🔀</w:t>
+      </w:r>
+      <w:r>
+        <w:rPr>
+          <w:rFonts w:ascii="Times New Roman" w:eastAsia="Times New Roman" w:hAnsi="Times New Roman" w:cs="Times New Roman"/>
+          <w:b/>
+          <w:bCs/>
+          <w:kern w:val="0"/>
+          <w:sz w:val="36"/>
+          <w:szCs w:val="36"/>
+          <w:lang w:eastAsia="es-ES_tradnl"/>
+          <w14:ligatures w14:val="none"/>
+        </w:rPr>
+        <w:t xml:space="preserve"> 4. Pasar los cambios de </w:t>
+      </w:r>
+      <w:proofErr w:type="spellStart"/>
+      <w:r>
+        <w:rPr>
+          <w:rFonts w:ascii="Courier New" w:eastAsia="Times New Roman" w:hAnsi="Courier New" w:cs="Courier New"/>
+          <w:b/>
+          <w:bCs/>
+          <w:kern w:val="0"/>
+          <w:sz w:val="20"/>
+          <w:szCs w:val="20"/>
+          <w:lang w:eastAsia="es-ES_tradnl"/>
+          <w14:ligatures w14:val="none"/>
+        </w:rPr>
+        <w:t>dev</w:t>
+      </w:r>
+      <w:proofErr w:type="spellEnd"/>
+      <w:r>
+        <w:rPr>
+          <w:rFonts w:ascii="Times New Roman" w:eastAsia="Times New Roman" w:hAnsi="Times New Roman" w:cs="Times New Roman"/>
+          <w:b/>
+          <w:bCs/>
+          <w:kern w:val="0"/>
+          <w:sz w:val="36"/>
+          <w:szCs w:val="36"/>
+          <w:lang w:eastAsia="es-ES_tradnl"/>
+          <w14:ligatures w14:val="none"/>
+        </w:rPr>
+        <w:t xml:space="preserve"> → </w:t>
+      </w:r>
+      <w:r>
+        <w:rPr>
+          <w:rFonts w:ascii="Courier New" w:eastAsia="Times New Roman" w:hAnsi="Courier New" w:cs="Courier New"/>
+          <w:b/>
+          <w:bCs/>
+          <w:kern w:val="0"/>
+          <w:sz w:val="20"/>
+          <w:szCs w:val="20"/>
+          <w:lang w:eastAsia="es-ES_tradnl"/>
+          <w14:ligatures w14:val="none"/>
+        </w:rPr>
+        <w:t>pre</w:t>
+      </w:r>
+      <w:r>
+        <w:rPr>
+          <w:rFonts w:ascii="Times New Roman" w:eastAsia="Times New Roman" w:hAnsi="Times New Roman" w:cs="Times New Roman"/>
+          <w:b/>
+          <w:bCs/>
+          <w:kern w:val="0"/>
+          <w:sz w:val="36"/>
+          <w:szCs w:val="36"/>
+          <w:lang w:eastAsia="es-ES_tradnl"/>
+          <w14:ligatures w14:val="none"/>
+        </w:rPr>
+        <w:t xml:space="preserve"> → </w:t>
+      </w:r>
+      <w:proofErr w:type="spellStart"/>
+      <w:r>
+        <w:rPr>
+          <w:rFonts w:ascii="Courier New" w:eastAsia="Times New Roman" w:hAnsi="Courier New" w:cs="Courier New"/>
+          <w:b/>
+          <w:bCs/>
+          <w:kern w:val="0"/>
+          <w:sz w:val="20"/>
+          <w:szCs w:val="20"/>
+          <w:lang w:eastAsia="es-ES_tradnl"/>
+          <w14:ligatures w14:val="none"/>
+        </w:rPr>
+        <w:t>main</w:t>
+      </w:r>
+      <w:proofErr w:type="spellEnd"/>
+    </w:p>
+    <w:p>
+      <w:pPr>
+        <w:spacing w:before="100" w:beforeAutospacing="1" w:after="100" w:afterAutospacing="1"/>
+        <w:outlineLvl w:val="2"/>
+        <w:rPr>
+          <w:rFonts w:ascii="Times New Roman" w:eastAsia="Times New Roman" w:hAnsi="Times New Roman" w:cs="Times New Roman"/>
+          <w:b/>
+          <w:bCs/>
+          <w:kern w:val="0"/>
+          <w:sz w:val="27"/>
+          <w:szCs w:val="27"/>
+          <w:lang w:eastAsia="es-ES_tradnl"/>
+          <w14:ligatures w14:val="none"/>
+        </w:rPr>
+      </w:pPr>
+      <w:r>
+        <w:rPr>
+          <w:rFonts w:ascii="Times New Roman" w:eastAsia="Times New Roman" w:hAnsi="Times New Roman" w:cs="Times New Roman"/>
+          <w:b/>
+          <w:bCs/>
+          <w:kern w:val="0"/>
+          <w:sz w:val="27"/>
+          <w:szCs w:val="27"/>
+          <w:lang w:eastAsia="es-ES_tradnl"/>
+          <w14:ligatures w14:val="none"/>
+        </w:rPr>
+        <w:lastRenderedPageBreak/>
+        <w:t>Paso A: Cuando quieres probar en preproducción:</w:t>
+      </w:r>
+    </w:p>
+    <w:p>
+      <w:pPr>
+        <w:spacing w:before="100" w:beforeAutospacing="1" w:after="100" w:afterAutospacing="1"/>
+        <w:rPr>
+          <w:rFonts w:ascii="Times New Roman" w:eastAsia="Times New Roman" w:hAnsi="Times New Roman" w:cs="Times New Roman"/>
+          <w:kern w:val="0"/>
+          <w:lang w:eastAsia="es-ES_tradnl"/>
+          <w14:ligatures w14:val="none"/>
+        </w:rPr>
+      </w:pPr>
+      <w:r>
+        <w:rPr>
+          <w:rFonts w:ascii="Times New Roman" w:eastAsia="Times New Roman" w:hAnsi="Times New Roman" w:cs="Times New Roman"/>
+          <w:kern w:val="0"/>
+          <w:lang w:eastAsia="es-ES_tradnl"/>
+          <w14:ligatures w14:val="none"/>
+        </w:rPr>
+        <w:t>Desde terminal:</w:t>
+      </w:r>
+    </w:p>
+    <w:p>
+      <w:pPr>
+        <w:tabs>
+          <w:tab w:val="left" w:pos="916"/>
+          <w:tab w:val="left" w:pos="1832"/>
+          <w:tab w:val="left" w:pos="2748"/>
+          <w:tab w:val="left" w:pos="3664"/>
+          <w:tab w:val="left" w:pos="4580"/>
+          <w:tab w:val="left" w:pos="5496"/>
+          <w:tab w:val="left" w:pos="6412"/>
+          <w:tab w:val="left" w:pos="7328"/>
+          <w:tab w:val="left" w:pos="8244"/>
+          <w:tab w:val="left" w:pos="9160"/>
+          <w:tab w:val="left" w:pos="10076"/>
+          <w:tab w:val="left" w:pos="10992"/>
+          <w:tab w:val="left" w:pos="11908"/>
+          <w:tab w:val="left" w:pos="12824"/>
+          <w:tab w:val="left" w:pos="13740"/>
+          <w:tab w:val="left" w:pos="14656"/>
+        </w:tabs>
+        <w:rPr>
+          <w:rFonts w:ascii="Courier New" w:eastAsia="Times New Roman" w:hAnsi="Courier New" w:cs="Courier New"/>
+          <w:kern w:val="0"/>
+          <w:sz w:val="20"/>
+          <w:szCs w:val="20"/>
+          <w:lang w:eastAsia="es-ES_tradnl"/>
+          <w14:ligatures w14:val="none"/>
+        </w:rPr>
+      </w:pPr>
+      <w:proofErr w:type="spellStart"/>
+      <w:r>
+        <w:rPr>
+          <w:rFonts w:ascii="Courier New" w:eastAsia="Times New Roman" w:hAnsi="Courier New" w:cs="Courier New"/>
+          <w:kern w:val="0"/>
+          <w:sz w:val="20"/>
+          <w:szCs w:val="20"/>
+          <w:lang w:eastAsia="es-ES_tradnl"/>
+          <w14:ligatures w14:val="none"/>
+        </w:rPr>
+        <w:t>git</w:t>
+      </w:r>
+      <w:proofErr w:type="spellEnd"/>
+      <w:r>
+        <w:rPr>
+          <w:rFonts w:ascii="Courier New" w:eastAsia="Times New Roman" w:hAnsi="Courier New" w:cs="Courier New"/>
+          <w:kern w:val="0"/>
+          <w:sz w:val="20"/>
+          <w:szCs w:val="20"/>
+          <w:lang w:eastAsia="es-ES_tradnl"/>
+          <w14:ligatures w14:val="none"/>
+        </w:rPr>
+        <w:t xml:space="preserve"> </w:t>
+      </w:r>
+      <w:proofErr w:type="spellStart"/>
+      <w:r>
+        <w:rPr>
+          <w:rFonts w:ascii="Courier New" w:eastAsia="Times New Roman" w:hAnsi="Courier New" w:cs="Courier New"/>
+          <w:kern w:val="0"/>
+          <w:sz w:val="20"/>
+          <w:szCs w:val="20"/>
+          <w:lang w:eastAsia="es-ES_tradnl"/>
+          <w14:ligatures w14:val="none"/>
+        </w:rPr>
+        <w:t>checkout</w:t>
+      </w:r>
+      <w:proofErr w:type="spellEnd"/>
+      <w:r>
+        <w:rPr>
+          <w:rFonts w:ascii="Courier New" w:eastAsia="Times New Roman" w:hAnsi="Courier New" w:cs="Courier New"/>
+          <w:kern w:val="0"/>
+          <w:sz w:val="20"/>
+          <w:szCs w:val="20"/>
+          <w:lang w:eastAsia="es-ES_tradnl"/>
+          <w14:ligatures w14:val="none"/>
+        </w:rPr>
+        <w:t xml:space="preserve"> pre</w:t>
+      </w:r>
+    </w:p>
+    <w:p>
+      <w:pPr>
+        <w:tabs>
+          <w:tab w:val="left" w:pos="916"/>
+          <w:tab w:val="left" w:pos="1832"/>
+          <w:tab w:val="left" w:pos="2748"/>
+          <w:tab w:val="left" w:pos="3664"/>
+          <w:tab w:val="left" w:pos="4580"/>
+          <w:tab w:val="left" w:pos="5496"/>
+          <w:tab w:val="left" w:pos="6412"/>
+          <w:tab w:val="left" w:pos="7328"/>
+          <w:tab w:val="left" w:pos="8244"/>
+          <w:tab w:val="left" w:pos="9160"/>
+          <w:tab w:val="left" w:pos="10076"/>
+          <w:tab w:val="left" w:pos="10992"/>
+          <w:tab w:val="left" w:pos="11908"/>
+          <w:tab w:val="left" w:pos="12824"/>
+          <w:tab w:val="left" w:pos="13740"/>
+          <w:tab w:val="left" w:pos="14656"/>
+        </w:tabs>
+        <w:rPr>
+          <w:rFonts w:ascii="Courier New" w:eastAsia="Times New Roman" w:hAnsi="Courier New" w:cs="Courier New"/>
+          <w:kern w:val="0"/>
+          <w:sz w:val="20"/>
+          <w:szCs w:val="20"/>
+          <w:lang w:eastAsia="es-ES_tradnl"/>
+          <w14:ligatures w14:val="none"/>
+        </w:rPr>
+      </w:pPr>
+      <w:proofErr w:type="spellStart"/>
+      <w:r>
+        <w:rPr>
+          <w:rFonts w:ascii="Courier New" w:eastAsia="Times New Roman" w:hAnsi="Courier New" w:cs="Courier New"/>
+          <w:kern w:val="0"/>
+          <w:sz w:val="20"/>
+          <w:szCs w:val="20"/>
+          <w:lang w:eastAsia="es-ES_tradnl"/>
+          <w14:ligatures w14:val="none"/>
+        </w:rPr>
+        <w:t>git</w:t>
+      </w:r>
+      <w:proofErr w:type="spellEnd"/>
+      <w:r>
+        <w:rPr>
+          <w:rFonts w:ascii="Courier New" w:eastAsia="Times New Roman" w:hAnsi="Courier New" w:cs="Courier New"/>
+          <w:kern w:val="0"/>
+          <w:sz w:val="20"/>
+          <w:szCs w:val="20"/>
+          <w:lang w:eastAsia="es-ES_tradnl"/>
+          <w14:ligatures w14:val="none"/>
+        </w:rPr>
+        <w:t xml:space="preserve"> </w:t>
+      </w:r>
+      <w:proofErr w:type="spellStart"/>
+      <w:r>
+        <w:rPr>
+          <w:rFonts w:ascii="Courier New" w:eastAsia="Times New Roman" w:hAnsi="Courier New" w:cs="Courier New"/>
+          <w:kern w:val="0"/>
+          <w:sz w:val="20"/>
+          <w:szCs w:val="20"/>
+          <w:lang w:eastAsia="es-ES_tradnl"/>
+          <w14:ligatures w14:val="none"/>
+        </w:rPr>
+        <w:t>pull</w:t>
+      </w:r>
+      <w:proofErr w:type="spellEnd"/>
+      <w:r>
+        <w:rPr>
+          <w:rFonts w:ascii="Courier New" w:eastAsia="Times New Roman" w:hAnsi="Courier New" w:cs="Courier New"/>
+          <w:kern w:val="0"/>
+          <w:sz w:val="20"/>
+          <w:szCs w:val="20"/>
+          <w:lang w:eastAsia="es-ES_tradnl"/>
+          <w14:ligatures w14:val="none"/>
+        </w:rPr>
+        <w:t xml:space="preserve"> </w:t>
+      </w:r>
+      <w:proofErr w:type="spellStart"/>
+      <w:r>
+        <w:rPr>
+          <w:rFonts w:ascii="Courier New" w:eastAsia="Times New Roman" w:hAnsi="Courier New" w:cs="Courier New"/>
+          <w:kern w:val="0"/>
+          <w:sz w:val="20"/>
+          <w:szCs w:val="20"/>
+          <w:lang w:eastAsia="es-ES_tradnl"/>
+          <w14:ligatures w14:val="none"/>
+        </w:rPr>
+        <w:t>origin</w:t>
+      </w:r>
+      <w:proofErr w:type="spellEnd"/>
+      <w:r>
+        <w:rPr>
+          <w:rFonts w:ascii="Courier New" w:eastAsia="Times New Roman" w:hAnsi="Courier New" w:cs="Courier New"/>
+          <w:kern w:val="0"/>
+          <w:sz w:val="20"/>
+          <w:szCs w:val="20"/>
+          <w:lang w:eastAsia="es-ES_tradnl"/>
+          <w14:ligatures w14:val="none"/>
+        </w:rPr>
+        <w:t xml:space="preserve"> pre</w:t>
+      </w:r>
+    </w:p>
+    <w:p>
+      <w:pPr>
+        <w:tabs>
+          <w:tab w:val="left" w:pos="916"/>
+          <w:tab w:val="left" w:pos="1832"/>
+          <w:tab w:val="left" w:pos="2748"/>
+          <w:tab w:val="left" w:pos="3664"/>
+          <w:tab w:val="left" w:pos="4580"/>
+          <w:tab w:val="left" w:pos="5496"/>
+          <w:tab w:val="left" w:pos="6412"/>
+          <w:tab w:val="left" w:pos="7328"/>
+          <w:tab w:val="left" w:pos="8244"/>
+          <w:tab w:val="left" w:pos="9160"/>
+          <w:tab w:val="left" w:pos="10076"/>
+          <w:tab w:val="left" w:pos="10992"/>
+          <w:tab w:val="left" w:pos="11908"/>
+          <w:tab w:val="left" w:pos="12824"/>
+          <w:tab w:val="left" w:pos="13740"/>
+          <w:tab w:val="left" w:pos="14656"/>
+        </w:tabs>
+        <w:rPr>
+          <w:rFonts w:ascii="Courier New" w:eastAsia="Times New Roman" w:hAnsi="Courier New" w:cs="Courier New"/>
+          <w:kern w:val="0"/>
+          <w:sz w:val="20"/>
+          <w:szCs w:val="20"/>
+          <w:lang w:eastAsia="es-ES_tradnl"/>
+          <w14:ligatures w14:val="none"/>
+        </w:rPr>
+      </w:pPr>
+      <w:proofErr w:type="spellStart"/>
+      <w:r>
+        <w:rPr>
+          <w:rFonts w:ascii="Courier New" w:eastAsia="Times New Roman" w:hAnsi="Courier New" w:cs="Courier New"/>
+          <w:kern w:val="0"/>
+          <w:sz w:val="20"/>
+          <w:szCs w:val="20"/>
+          <w:lang w:eastAsia="es-ES_tradnl"/>
+          <w14:ligatures w14:val="none"/>
+        </w:rPr>
+        <w:t>git</w:t>
+      </w:r>
+      <w:proofErr w:type="spellEnd"/>
+      <w:r>
+        <w:rPr>
+          <w:rFonts w:ascii="Courier New" w:eastAsia="Times New Roman" w:hAnsi="Courier New" w:cs="Courier New"/>
+          <w:kern w:val="0"/>
+          <w:sz w:val="20"/>
+          <w:szCs w:val="20"/>
+          <w:lang w:eastAsia="es-ES_tradnl"/>
+          <w14:ligatures w14:val="none"/>
+        </w:rPr>
+        <w:t xml:space="preserve"> </w:t>
+      </w:r>
+      <w:proofErr w:type="spellStart"/>
+      <w:r>
+        <w:rPr>
+          <w:rFonts w:ascii="Courier New" w:eastAsia="Times New Roman" w:hAnsi="Courier New" w:cs="Courier New"/>
+          <w:kern w:val="0"/>
+          <w:sz w:val="20"/>
+          <w:szCs w:val="20"/>
+          <w:lang w:eastAsia="es-ES_tradnl"/>
+          <w14:ligatures w14:val="none"/>
+        </w:rPr>
+        <w:t>merge</w:t>
+      </w:r>
+      <w:proofErr w:type="spellEnd"/>
+      <w:r>
+        <w:rPr>
+          <w:rFonts w:ascii="Courier New" w:eastAsia="Times New Roman" w:hAnsi="Courier New" w:cs="Courier New"/>
+          <w:kern w:val="0"/>
+          <w:sz w:val="20"/>
+          <w:szCs w:val="20"/>
+          <w:lang w:eastAsia="es-ES_tradnl"/>
+          <w14:ligatures w14:val="none"/>
+        </w:rPr>
+        <w:t xml:space="preserve"> </w:t>
+      </w:r>
+      <w:proofErr w:type="spellStart"/>
+      <w:r>
+        <w:rPr>
+          <w:rFonts w:ascii="Courier New" w:eastAsia="Times New Roman" w:hAnsi="Courier New" w:cs="Courier New"/>
+          <w:kern w:val="0"/>
+          <w:sz w:val="20"/>
+          <w:szCs w:val="20"/>
+          <w:lang w:eastAsia="es-ES_tradnl"/>
+          <w14:ligatures w14:val="none"/>
+        </w:rPr>
+        <w:t>dev</w:t>
+      </w:r>
+      <w:proofErr w:type="spellEnd"/>
+    </w:p>
+    <w:p>
+      <w:pPr>
+        <w:tabs>
+          <w:tab w:val="left" w:pos="916"/>
+          <w:tab w:val="left" w:pos="1832"/>
+          <w:tab w:val="left" w:pos="2748"/>
+          <w:tab w:val="left" w:pos="3664"/>
+          <w:tab w:val="left" w:pos="4580"/>
+          <w:tab w:val="left" w:pos="5496"/>
+          <w:tab w:val="left" w:pos="6412"/>
+          <w:tab w:val="left" w:pos="7328"/>
+          <w:tab w:val="left" w:pos="8244"/>
+          <w:tab w:val="left" w:pos="9160"/>
+          <w:tab w:val="left" w:pos="10076"/>
+          <w:tab w:val="left" w:pos="10992"/>
+          <w:tab w:val="left" w:pos="11908"/>
+          <w:tab w:val="left" w:pos="12824"/>
+          <w:tab w:val="left" w:pos="13740"/>
+          <w:tab w:val="left" w:pos="14656"/>
+        </w:tabs>
+        <w:rPr>
+          <w:rFonts w:ascii="Courier New" w:eastAsia="Times New Roman" w:hAnsi="Courier New" w:cs="Courier New"/>
+          <w:kern w:val="0"/>
+          <w:sz w:val="20"/>
+          <w:szCs w:val="20"/>
+          <w:lang w:eastAsia="es-ES_tradnl"/>
+          <w14:ligatures w14:val="none"/>
+        </w:rPr>
+      </w:pPr>
+      <w:proofErr w:type="spellStart"/>
+      <w:r>
+        <w:rPr>
+          <w:rFonts w:ascii="Courier New" w:eastAsia="Times New Roman" w:hAnsi="Courier New" w:cs="Courier New"/>
+          <w:kern w:val="0"/>
+          <w:sz w:val="20"/>
+          <w:szCs w:val="20"/>
+          <w:lang w:eastAsia="es-ES_tradnl"/>
+          <w14:ligatures w14:val="none"/>
+        </w:rPr>
+        <w:t>git</w:t>
+      </w:r>
+      <w:proofErr w:type="spellEnd"/>
+      <w:r>
+        <w:rPr>
+          <w:rFonts w:ascii="Courier New" w:eastAsia="Times New Roman" w:hAnsi="Courier New" w:cs="Courier New"/>
+          <w:kern w:val="0"/>
+          <w:sz w:val="20"/>
+          <w:szCs w:val="20"/>
+          <w:lang w:eastAsia="es-ES_tradnl"/>
+          <w14:ligatures w14:val="none"/>
+        </w:rPr>
+        <w:t xml:space="preserve"> </w:t>
+      </w:r>
+      <w:proofErr w:type="spellStart"/>
+      <w:r>
+        <w:rPr>
+          <w:rFonts w:ascii="Courier New" w:eastAsia="Times New Roman" w:hAnsi="Courier New" w:cs="Courier New"/>
+          <w:kern w:val="0"/>
+          <w:sz w:val="20"/>
+          <w:szCs w:val="20"/>
+          <w:lang w:eastAsia="es-ES_tradnl"/>
+          <w14:ligatures w14:val="none"/>
+        </w:rPr>
+        <w:t>push</w:t>
+      </w:r>
+      <w:proofErr w:type="spellEnd"/>
+      <w:r>
+        <w:rPr>
+          <w:rFonts w:ascii="Courier New" w:eastAsia="Times New Roman" w:hAnsi="Courier New" w:cs="Courier New"/>
+          <w:kern w:val="0"/>
+          <w:sz w:val="20"/>
+          <w:szCs w:val="20"/>
+          <w:lang w:eastAsia="es-ES_tradnl"/>
+          <w14:ligatures w14:val="none"/>
+        </w:rPr>
+        <w:t xml:space="preserve"> </w:t>
+      </w:r>
+      <w:proofErr w:type="spellStart"/>
+      <w:r>
+        <w:rPr>
+          <w:rFonts w:ascii="Courier New" w:eastAsia="Times New Roman" w:hAnsi="Courier New" w:cs="Courier New"/>
+          <w:kern w:val="0"/>
+          <w:sz w:val="20"/>
+          <w:szCs w:val="20"/>
+          <w:lang w:eastAsia="es-ES_tradnl"/>
+          <w14:ligatures w14:val="none"/>
+        </w:rPr>
+        <w:t>origin</w:t>
+      </w:r>
+      <w:proofErr w:type="spellEnd"/>
+      <w:r>
+        <w:rPr>
+          <w:rFonts w:ascii="Courier New" w:eastAsia="Times New Roman" w:hAnsi="Courier New" w:cs="Courier New"/>
+          <w:kern w:val="0"/>
+          <w:sz w:val="20"/>
+          <w:szCs w:val="20"/>
+          <w:lang w:eastAsia="es-ES_tradnl"/>
+          <w14:ligatures w14:val="none"/>
+        </w:rPr>
+        <w:t xml:space="preserve"> pre</w:t>
+      </w:r>
+    </w:p>
+    <w:p>
+      <w:pPr>
+        <w:spacing w:before="100" w:beforeAutospacing="1" w:after="100" w:afterAutospacing="1"/>
+        <w:rPr>
+          <w:rFonts w:ascii="Times New Roman" w:eastAsia="Times New Roman" w:hAnsi="Times New Roman" w:cs="Times New Roman"/>
+          <w:kern w:val="0"/>
+          <w:lang w:eastAsia="es-ES_tradnl"/>
+          <w14:ligatures w14:val="none"/>
+        </w:rPr>
+      </w:pPr>
+      <w:r>
+        <w:rPr>
+          <w:rFonts w:ascii="Times New Roman" w:eastAsia="Times New Roman" w:hAnsi="Times New Roman" w:cs="Times New Roman"/>
+          <w:kern w:val="0"/>
+          <w:lang w:eastAsia="es-ES_tradnl"/>
+          <w14:ligatures w14:val="none"/>
+        </w:rPr>
+        <w:t xml:space="preserve">Ahora tienes lo de </w:t>
+      </w:r>
+      <w:proofErr w:type="spellStart"/>
+      <w:r>
+        <w:rPr>
+          <w:rFonts w:ascii="Courier New" w:eastAsia="Times New Roman" w:hAnsi="Courier New" w:cs="Courier New"/>
+          <w:kern w:val="0"/>
+          <w:sz w:val="20"/>
+          <w:szCs w:val="20"/>
+          <w:lang w:eastAsia="es-ES_tradnl"/>
+          <w14:ligatures w14:val="none"/>
+        </w:rPr>
+        <w:t>dev</w:t>
+      </w:r>
+      <w:proofErr w:type="spellEnd"/>
+      <w:r>
+        <w:rPr>
+          <w:rFonts w:ascii="Times New Roman" w:eastAsia="Times New Roman" w:hAnsi="Times New Roman" w:cs="Times New Roman"/>
+          <w:kern w:val="0"/>
+          <w:lang w:eastAsia="es-ES_tradnl"/>
+          <w14:ligatures w14:val="none"/>
+        </w:rPr>
+        <w:t xml:space="preserve"> también en </w:t>
+      </w:r>
+      <w:r>
+        <w:rPr>
+          <w:rFonts w:ascii="Courier New" w:eastAsia="Times New Roman" w:hAnsi="Courier New" w:cs="Courier New"/>
+          <w:kern w:val="0"/>
+          <w:sz w:val="20"/>
+          <w:szCs w:val="20"/>
+          <w:lang w:eastAsia="es-ES_tradnl"/>
+          <w14:ligatures w14:val="none"/>
+        </w:rPr>
+        <w:t>pre</w:t>
+      </w:r>
+      <w:r>
+        <w:rPr>
+          <w:rFonts w:ascii="Times New Roman" w:eastAsia="Times New Roman" w:hAnsi="Times New Roman" w:cs="Times New Roman"/>
+          <w:kern w:val="0"/>
+          <w:lang w:eastAsia="es-ES_tradnl"/>
+          <w14:ligatures w14:val="none"/>
+        </w:rPr>
+        <w:t>.</w:t>
+      </w:r>
+    </w:p>
+    <w:p>
+      <w:pPr>
+        <w:spacing w:before="100" w:beforeAutospacing="1" w:after="100" w:afterAutospacing="1"/>
+        <w:outlineLvl w:val="2"/>
+        <w:rPr>
+          <w:rFonts w:ascii="Times New Roman" w:eastAsia="Times New Roman" w:hAnsi="Times New Roman" w:cs="Times New Roman"/>
+          <w:b/>
+          <w:bCs/>
+          <w:kern w:val="0"/>
+          <w:sz w:val="27"/>
+          <w:szCs w:val="27"/>
+          <w:lang w:eastAsia="es-ES_tradnl"/>
+          <w14:ligatures w14:val="none"/>
+        </w:rPr>
+      </w:pPr>
+      <w:r>
+        <w:rPr>
+          <w:rFonts w:ascii="Times New Roman" w:eastAsia="Times New Roman" w:hAnsi="Times New Roman" w:cs="Times New Roman"/>
+          <w:b/>
+          <w:bCs/>
+          <w:kern w:val="0"/>
+          <w:sz w:val="27"/>
+          <w:szCs w:val="27"/>
+          <w:lang w:eastAsia="es-ES_tradnl"/>
+          <w14:ligatures w14:val="none"/>
+        </w:rPr>
+        <w:t xml:space="preserve">Paso B: Si después todo va bien en </w:t>
+      </w:r>
+      <w:r>
+        <w:rPr>
+          <w:rFonts w:ascii="Courier New" w:eastAsia="Times New Roman" w:hAnsi="Courier New" w:cs="Courier New"/>
+          <w:b/>
+          <w:bCs/>
+          <w:kern w:val="0"/>
+          <w:sz w:val="20"/>
+          <w:szCs w:val="20"/>
+          <w:lang w:eastAsia="es-ES_tradnl"/>
+          <w14:ligatures w14:val="none"/>
+        </w:rPr>
+        <w:t>pre</w:t>
+      </w:r>
+      <w:r>
+        <w:rPr>
+          <w:rFonts w:ascii="Times New Roman" w:eastAsia="Times New Roman" w:hAnsi="Times New Roman" w:cs="Times New Roman"/>
+          <w:b/>
+          <w:bCs/>
+          <w:kern w:val="0"/>
+          <w:sz w:val="27"/>
+          <w:szCs w:val="27"/>
+          <w:lang w:eastAsia="es-ES_tradnl"/>
+          <w14:ligatures w14:val="none"/>
+        </w:rPr>
+        <w:t xml:space="preserve"> y lo quieres subir a producción:</w:t>
+      </w:r>
+    </w:p>
+    <w:p>
+      <w:pPr>
+        <w:tabs>
+          <w:tab w:val="left" w:pos="916"/>
+          <w:tab w:val="left" w:pos="1832"/>
+          <w:tab w:val="left" w:pos="2748"/>
+          <w:tab w:val="left" w:pos="3664"/>
+          <w:tab w:val="left" w:pos="4580"/>
+          <w:tab w:val="left" w:pos="5496"/>
+          <w:tab w:val="left" w:pos="6412"/>
+          <w:tab w:val="left" w:pos="7328"/>
+          <w:tab w:val="left" w:pos="8244"/>
+          <w:tab w:val="left" w:pos="9160"/>
+          <w:tab w:val="left" w:pos="10076"/>
+          <w:tab w:val="left" w:pos="10992"/>
+          <w:tab w:val="left" w:pos="11908"/>
+          <w:tab w:val="left" w:pos="12824"/>
+          <w:tab w:val="left" w:pos="13740"/>
+          <w:tab w:val="left" w:pos="14656"/>
+        </w:tabs>
+        <w:rPr>
+          <w:rFonts w:ascii="Courier New" w:eastAsia="Times New Roman" w:hAnsi="Courier New" w:cs="Courier New"/>
+          <w:kern w:val="0"/>
+          <w:sz w:val="20"/>
+          <w:szCs w:val="20"/>
+          <w:lang w:eastAsia="es-ES_tradnl"/>
+          <w14:ligatures w14:val="none"/>
+        </w:rPr>
+      </w:pPr>
+      <w:proofErr w:type="spellStart"/>
+      <w:r>
+        <w:rPr>
+          <w:rFonts w:ascii="Courier New" w:eastAsia="Times New Roman" w:hAnsi="Courier New" w:cs="Courier New"/>
+          <w:kern w:val="0"/>
+          <w:sz w:val="20"/>
+          <w:szCs w:val="20"/>
+          <w:lang w:eastAsia="es-ES_tradnl"/>
+          <w14:ligatures w14:val="none"/>
+        </w:rPr>
+        <w:t>git</w:t>
+      </w:r>
+      <w:proofErr w:type="spellEnd"/>
+      <w:r>
+        <w:rPr>
+          <w:rFonts w:ascii="Courier New" w:eastAsia="Times New Roman" w:hAnsi="Courier New" w:cs="Courier New"/>
+          <w:kern w:val="0"/>
+          <w:sz w:val="20"/>
+          <w:szCs w:val="20"/>
+          <w:lang w:eastAsia="es-ES_tradnl"/>
+          <w14:ligatures w14:val="none"/>
+        </w:rPr>
+        <w:t xml:space="preserve"> </w:t>
+      </w:r>
+      <w:proofErr w:type="spellStart"/>
+      <w:r>
+        <w:rPr>
+          <w:rFonts w:ascii="Courier New" w:eastAsia="Times New Roman" w:hAnsi="Courier New" w:cs="Courier New"/>
+          <w:kern w:val="0"/>
+          <w:sz w:val="20"/>
+          <w:szCs w:val="20"/>
+          <w:lang w:eastAsia="es-ES_tradnl"/>
+          <w14:ligatures w14:val="none"/>
+        </w:rPr>
+        <w:t>checkout</w:t>
+      </w:r>
+      <w:proofErr w:type="spellEnd"/>
+      <w:r>
+        <w:rPr>
+          <w:rFonts w:ascii="Courier New" w:eastAsia="Times New Roman" w:hAnsi="Courier New" w:cs="Courier New"/>
+          <w:kern w:val="0"/>
+          <w:sz w:val="20"/>
+          <w:szCs w:val="20"/>
+          <w:lang w:eastAsia="es-ES_tradnl"/>
+          <w14:ligatures w14:val="none"/>
+        </w:rPr>
+        <w:t xml:space="preserve"> </w:t>
+      </w:r>
+      <w:proofErr w:type="spellStart"/>
+      <w:r>
+        <w:rPr>
+          <w:rFonts w:ascii="Courier New" w:eastAsia="Times New Roman" w:hAnsi="Courier New" w:cs="Courier New"/>
+          <w:kern w:val="0"/>
+          <w:sz w:val="20"/>
+          <w:szCs w:val="20"/>
+          <w:lang w:eastAsia="es-ES_tradnl"/>
+          <w14:ligatures w14:val="none"/>
+        </w:rPr>
+        <w:t>main</w:t>
+      </w:r>
+      <w:proofErr w:type="spellEnd"/>
+    </w:p>
+    <w:p>
+      <w:pPr>
+        <w:tabs>
+          <w:tab w:val="left" w:pos="916"/>
+          <w:tab w:val="left" w:pos="1832"/>
+          <w:tab w:val="left" w:pos="2748"/>
+          <w:tab w:val="left" w:pos="3664"/>
+          <w:tab w:val="left" w:pos="4580"/>
+          <w:tab w:val="left" w:pos="5496"/>
+          <w:tab w:val="left" w:pos="6412"/>
+          <w:tab w:val="left" w:pos="7328"/>
+          <w:tab w:val="left" w:pos="8244"/>
+          <w:tab w:val="left" w:pos="9160"/>
+          <w:tab w:val="left" w:pos="10076"/>
+          <w:tab w:val="left" w:pos="10992"/>
+          <w:tab w:val="left" w:pos="11908"/>
+          <w:tab w:val="left" w:pos="12824"/>
+          <w:tab w:val="left" w:pos="13740"/>
+          <w:tab w:val="left" w:pos="14656"/>
+        </w:tabs>
+        <w:rPr>
+          <w:rFonts w:ascii="Courier New" w:eastAsia="Times New Roman" w:hAnsi="Courier New" w:cs="Courier New"/>
+          <w:kern w:val="0"/>
+          <w:sz w:val="20"/>
+          <w:szCs w:val="20"/>
+          <w:lang w:eastAsia="es-ES_tradnl"/>
+          <w14:ligatures w14:val="none"/>
+        </w:rPr>
+      </w:pPr>
+      <w:proofErr w:type="spellStart"/>
+      <w:r>
+        <w:rPr>
+          <w:rFonts w:ascii="Courier New" w:eastAsia="Times New Roman" w:hAnsi="Courier New" w:cs="Courier New"/>
+          <w:kern w:val="0"/>
+          <w:sz w:val="20"/>
+          <w:szCs w:val="20"/>
+          <w:lang w:eastAsia="es-ES_tradnl"/>
+          <w14:ligatures w14:val="none"/>
+        </w:rPr>
+        <w:t>git</w:t>
+      </w:r>
+      <w:proofErr w:type="spellEnd"/>
+      <w:r>
+        <w:rPr>
+          <w:rFonts w:ascii="Courier New" w:eastAsia="Times New Roman" w:hAnsi="Courier New" w:cs="Courier New"/>
+          <w:kern w:val="0"/>
+          <w:sz w:val="20"/>
+          <w:szCs w:val="20"/>
+          <w:lang w:eastAsia="es-ES_tradnl"/>
+          <w14:ligatures w14:val="none"/>
+        </w:rPr>
+        <w:t xml:space="preserve"> </w:t>
+      </w:r>
+      <w:proofErr w:type="spellStart"/>
+      <w:r>
+        <w:rPr>
+          <w:rFonts w:ascii="Courier New" w:eastAsia="Times New Roman" w:hAnsi="Courier New" w:cs="Courier New"/>
+          <w:kern w:val="0"/>
+          <w:sz w:val="20"/>
+          <w:szCs w:val="20"/>
+          <w:lang w:eastAsia="es-ES_tradnl"/>
+          <w14:ligatures w14:val="none"/>
+        </w:rPr>
+        <w:t>pull</w:t>
+      </w:r>
+      <w:proofErr w:type="spellEnd"/>
+      <w:r>
+        <w:rPr>
+          <w:rFonts w:ascii="Courier New" w:eastAsia="Times New Roman" w:hAnsi="Courier New" w:cs="Courier New"/>
+          <w:kern w:val="0"/>
+          <w:sz w:val="20"/>
+          <w:szCs w:val="20"/>
+          <w:lang w:eastAsia="es-ES_tradnl"/>
+          <w14:ligatures w14:val="none"/>
+        </w:rPr>
+        <w:t xml:space="preserve"> </w:t>
+      </w:r>
+      <w:proofErr w:type="spellStart"/>
+      <w:r>
+        <w:rPr>
+          <w:rFonts w:ascii="Courier New" w:eastAsia="Times New Roman" w:hAnsi="Courier New" w:cs="Courier New"/>
+          <w:kern w:val="0"/>
+          <w:sz w:val="20"/>
+          <w:szCs w:val="20"/>
+          <w:lang w:eastAsia="es-ES_tradnl"/>
+          <w14:ligatures w14:val="none"/>
+        </w:rPr>
+        <w:t>origin</w:t>
+      </w:r>
+      <w:proofErr w:type="spellEnd"/>
+      <w:r>
+        <w:rPr>
+          <w:rFonts w:ascii="Courier New" w:eastAsia="Times New Roman" w:hAnsi="Courier New" w:cs="Courier New"/>
+          <w:kern w:val="0"/>
+          <w:sz w:val="20"/>
+          <w:szCs w:val="20"/>
+          <w:lang w:eastAsia="es-ES_tradnl"/>
+          <w14:ligatures w14:val="none"/>
+        </w:rPr>
+        <w:t xml:space="preserve"> </w:t>
+      </w:r>
+      <w:proofErr w:type="spellStart"/>
+      <w:r>
+        <w:rPr>
+          <w:rFonts w:ascii="Courier New" w:eastAsia="Times New Roman" w:hAnsi="Courier New" w:cs="Courier New"/>
+          <w:kern w:val="0"/>
+          <w:sz w:val="20"/>
+          <w:szCs w:val="20"/>
+          <w:lang w:eastAsia="es-ES_tradnl"/>
+          <w14:ligatures w14:val="none"/>
+        </w:rPr>
+        <w:t>main</w:t>
+      </w:r>
+      <w:proofErr w:type="spellEnd"/>
+    </w:p>
+    <w:p>
+      <w:pPr>
+        <w:tabs>
+          <w:tab w:val="left" w:pos="916"/>
+          <w:tab w:val="left" w:pos="1832"/>
+          <w:tab w:val="left" w:pos="2748"/>
+          <w:tab w:val="left" w:pos="3664"/>
+          <w:tab w:val="left" w:pos="4580"/>
+          <w:tab w:val="left" w:pos="5496"/>
+          <w:tab w:val="left" w:pos="6412"/>
+          <w:tab w:val="left" w:pos="7328"/>
+          <w:tab w:val="left" w:pos="8244"/>
+          <w:tab w:val="left" w:pos="9160"/>
+          <w:tab w:val="left" w:pos="10076"/>
+          <w:tab w:val="left" w:pos="10992"/>
+          <w:tab w:val="left" w:pos="11908"/>
+          <w:tab w:val="left" w:pos="12824"/>
+          <w:tab w:val="left" w:pos="13740"/>
+          <w:tab w:val="left" w:pos="14656"/>
+        </w:tabs>
+        <w:rPr>
+          <w:rFonts w:ascii="Courier New" w:eastAsia="Times New Roman" w:hAnsi="Courier New" w:cs="Courier New"/>
+          <w:kern w:val="0"/>
+          <w:sz w:val="20"/>
+          <w:szCs w:val="20"/>
+          <w:lang w:eastAsia="es-ES_tradnl"/>
+          <w14:ligatures w14:val="none"/>
+        </w:rPr>
+      </w:pPr>
+      <w:proofErr w:type="spellStart"/>
+      <w:r>
+        <w:rPr>
+          <w:rFonts w:ascii="Courier New" w:eastAsia="Times New Roman" w:hAnsi="Courier New" w:cs="Courier New"/>
+          <w:kern w:val="0"/>
+          <w:sz w:val="20"/>
+          <w:szCs w:val="20"/>
+          <w:lang w:eastAsia="es-ES_tradnl"/>
+          <w14:ligatures w14:val="none"/>
+        </w:rPr>
+        <w:t>git</w:t>
+      </w:r>
+      <w:proofErr w:type="spellEnd"/>
+      <w:r>
+        <w:rPr>
+          <w:rFonts w:ascii="Courier New" w:eastAsia="Times New Roman" w:hAnsi="Courier New" w:cs="Courier New"/>
+          <w:kern w:val="0"/>
+          <w:sz w:val="20"/>
+          <w:szCs w:val="20"/>
+          <w:lang w:eastAsia="es-ES_tradnl"/>
+          <w14:ligatures w14:val="none"/>
+        </w:rPr>
+        <w:t xml:space="preserve"> </w:t>
+      </w:r>
+      <w:proofErr w:type="spellStart"/>
+      <w:r>
+        <w:rPr>
+          <w:rFonts w:ascii="Courier New" w:eastAsia="Times New Roman" w:hAnsi="Courier New" w:cs="Courier New"/>
+          <w:kern w:val="0"/>
+          <w:sz w:val="20"/>
+          <w:szCs w:val="20"/>
+          <w:lang w:eastAsia="es-ES_tradnl"/>
+          <w14:ligatures w14:val="none"/>
+        </w:rPr>
+        <w:t>merge</w:t>
+      </w:r>
+      <w:proofErr w:type="spellEnd"/>
+      <w:r>
+        <w:rPr>
+          <w:rFonts w:ascii="Courier New" w:eastAsia="Times New Roman" w:hAnsi="Courier New" w:cs="Courier New"/>
+          <w:kern w:val="0"/>
+          <w:sz w:val="20"/>
+          <w:szCs w:val="20"/>
+          <w:lang w:eastAsia="es-ES_tradnl"/>
+          <w14:ligatures w14:val="none"/>
+        </w:rPr>
+        <w:t xml:space="preserve"> pre</w:t>
+      </w:r>
+    </w:p>
+    <w:p>
+      <w:pPr>
+        <w:tabs>
+          <w:tab w:val="left" w:pos="916"/>
+          <w:tab w:val="left" w:pos="1832"/>
+          <w:tab w:val="left" w:pos="2748"/>
+          <w:tab w:val="left" w:pos="3664"/>
+          <w:tab w:val="left" w:pos="4580"/>
+          <w:tab w:val="left" w:pos="5496"/>
+          <w:tab w:val="left" w:pos="6412"/>
+          <w:tab w:val="left" w:pos="7328"/>
+          <w:tab w:val="left" w:pos="8244"/>
+          <w:tab w:val="left" w:pos="9160"/>
+          <w:tab w:val="left" w:pos="10076"/>
+          <w:tab w:val="left" w:pos="10992"/>
+          <w:tab w:val="left" w:pos="11908"/>
+          <w:tab w:val="left" w:pos="12824"/>
+          <w:tab w:val="left" w:pos="13740"/>
+          <w:tab w:val="left" w:pos="14656"/>
+        </w:tabs>
+        <w:rPr>
+          <w:rFonts w:ascii="Courier New" w:eastAsia="Times New Roman" w:hAnsi="Courier New" w:cs="Courier New"/>
+          <w:kern w:val="0"/>
+          <w:sz w:val="20"/>
+          <w:szCs w:val="20"/>
+          <w:lang w:eastAsia="es-ES_tradnl"/>
+          <w14:ligatures w14:val="none"/>
+        </w:rPr>
+      </w:pPr>
+      <w:proofErr w:type="spellStart"/>
+      <w:r>
+        <w:rPr>
+          <w:rFonts w:ascii="Courier New" w:eastAsia="Times New Roman" w:hAnsi="Courier New" w:cs="Courier New"/>
+          <w:kern w:val="0"/>
+          <w:sz w:val="20"/>
+          <w:szCs w:val="20"/>
+          <w:lang w:eastAsia="es-ES_tradnl"/>
+          <w14:ligatures w14:val="none"/>
+        </w:rPr>
+        <w:t>git</w:t>
+      </w:r>
+      <w:proofErr w:type="spellEnd"/>
+      <w:r>
+        <w:rPr>
+          <w:rFonts w:ascii="Courier New" w:eastAsia="Times New Roman" w:hAnsi="Courier New" w:cs="Courier New"/>
+          <w:kern w:val="0"/>
+          <w:sz w:val="20"/>
+          <w:szCs w:val="20"/>
+          <w:lang w:eastAsia="es-ES_tradnl"/>
+          <w14:ligatures w14:val="none"/>
+        </w:rPr>
+        <w:t xml:space="preserve"> </w:t>
+      </w:r>
+      <w:proofErr w:type="spellStart"/>
+      <w:r>
+        <w:rPr>
+          <w:rFonts w:ascii="Courier New" w:eastAsia="Times New Roman" w:hAnsi="Courier New" w:cs="Courier New"/>
+          <w:kern w:val="0"/>
+          <w:sz w:val="20"/>
+          <w:szCs w:val="20"/>
+          <w:lang w:eastAsia="es-ES_tradnl"/>
+          <w14:ligatures w14:val="none"/>
+        </w:rPr>
+        <w:t>push</w:t>
+      </w:r>
+      <w:proofErr w:type="spellEnd"/>
+      <w:r>
+        <w:rPr>
+          <w:rFonts w:ascii="Courier New" w:eastAsia="Times New Roman" w:hAnsi="Courier New" w:cs="Courier New"/>
+          <w:kern w:val="0"/>
+          <w:sz w:val="20"/>
+          <w:szCs w:val="20"/>
+          <w:lang w:eastAsia="es-ES_tradnl"/>
+          <w14:ligatures w14:val="none"/>
+        </w:rPr>
+        <w:t xml:space="preserve"> </w:t>
+      </w:r>
+      <w:proofErr w:type="spellStart"/>
+      <w:r>
+        <w:rPr>
+          <w:rFonts w:ascii="Courier New" w:eastAsia="Times New Roman" w:hAnsi="Courier New" w:cs="Courier New"/>
+          <w:kern w:val="0"/>
+          <w:sz w:val="20"/>
+          <w:szCs w:val="20"/>
+          <w:lang w:eastAsia="es-ES_tradnl"/>
+          <w14:ligatures w14:val="none"/>
+        </w:rPr>
+        <w:t>origin</w:t>
+      </w:r>
+      <w:proofErr w:type="spellEnd"/>
+      <w:r>
+        <w:rPr>
+          <w:rFonts w:ascii="Courier New" w:eastAsia="Times New Roman" w:hAnsi="Courier New" w:cs="Courier New"/>
+          <w:kern w:val="0"/>
+          <w:sz w:val="20"/>
+          <w:szCs w:val="20"/>
+          <w:lang w:eastAsia="es-ES_tradnl"/>
+          <w14:ligatures w14:val="none"/>
+        </w:rPr>
+        <w:t xml:space="preserve"> </w:t>
+      </w:r>
+      <w:proofErr w:type="spellStart"/>
+      <w:r>
+        <w:rPr>
+          <w:rFonts w:ascii="Courier New" w:eastAsia="Times New Roman" w:hAnsi="Courier New" w:cs="Courier New"/>
+          <w:kern w:val="0"/>
+          <w:sz w:val="20"/>
+          <w:szCs w:val="20"/>
+          <w:lang w:eastAsia="es-ES_tradnl"/>
+          <w14:ligatures w14:val="none"/>
+        </w:rPr>
+        <w:t>main</w:t>
+      </w:r>
+      <w:proofErr w:type="spellEnd"/>
+    </w:p>
+    <w:p>
+      <w:pPr>
+        <w:spacing w:before="100" w:beforeAutospacing="1" w:after="100" w:afterAutospacing="1"/>
+        <w:rPr>
+          <w:rFonts w:ascii="Times New Roman" w:eastAsia="Times New Roman" w:hAnsi="Times New Roman" w:cs="Times New Roman"/>
+          <w:kern w:val="0"/>
+          <w:lang w:eastAsia="es-ES_tradnl"/>
+          <w14:ligatures w14:val="none"/>
+        </w:rPr>
+      </w:pPr>
+      <w:r>
+        <w:rPr>
+          <w:rFonts w:ascii="Times New Roman" w:eastAsia="Times New Roman" w:hAnsi="Times New Roman" w:cs="Times New Roman"/>
+          <w:kern w:val="0"/>
+          <w:lang w:eastAsia="es-ES_tradnl"/>
+          <w14:ligatures w14:val="none"/>
+        </w:rPr>
+        <w:t xml:space="preserve">Así </w:t>
+      </w:r>
+      <w:proofErr w:type="spellStart"/>
+      <w:r>
+        <w:rPr>
+          <w:rFonts w:ascii="Courier New" w:eastAsia="Times New Roman" w:hAnsi="Courier New" w:cs="Courier New"/>
+          <w:kern w:val="0"/>
+          <w:sz w:val="20"/>
+          <w:szCs w:val="20"/>
+          <w:lang w:eastAsia="es-ES_tradnl"/>
+          <w14:ligatures w14:val="none"/>
+        </w:rPr>
+        <w:t>main</w:t>
+      </w:r>
+      <w:proofErr w:type="spellEnd"/>
+      <w:r>
+        <w:rPr>
+          <w:rFonts w:ascii="Times New Roman" w:eastAsia="Times New Roman" w:hAnsi="Times New Roman" w:cs="Times New Roman"/>
+          <w:kern w:val="0"/>
+          <w:lang w:eastAsia="es-ES_tradnl"/>
+          <w14:ligatures w14:val="none"/>
+        </w:rPr>
+        <w:t xml:space="preserve"> tiene solo lo ya probado.</w:t>
+      </w:r>
+    </w:p>
+    <w:p>
+      <w:pPr>
+        <w:rPr>
+          <w:rFonts w:ascii="Times New Roman" w:eastAsia="Times New Roman" w:hAnsi="Times New Roman" w:cs="Times New Roman"/>
+          <w:kern w:val="0"/>
+          <w:lang w:eastAsia="es-ES_tradnl"/>
+          <w14:ligatures w14:val="none"/>
+        </w:rPr>
+      </w:pPr>
+      <w:r>
+        <w:rPr>
+          <w:rFonts w:ascii="Times New Roman" w:eastAsia="Times New Roman" w:hAnsi="Times New Roman" w:cs="Times New Roman"/>
+          <w:noProof/>
+          <w:kern w:val="0"/>
+          <w:lang w:eastAsia="es-ES_tradnl"/>
+          <w14:ligatures w14:val="none"/>
+        </w:rPr>
+      </w:r>
+      <w:r>
+        <w:rPr>
+          <w:rFonts w:ascii="Times New Roman" w:eastAsia="Times New Roman" w:hAnsi="Times New Roman" w:cs="Times New Roman"/>
+          <w:noProof/>
+          <w:kern w:val="0"/>
+          <w:lang w:eastAsia="es-ES_tradnl"/>
+          <w14:ligatures w14:val="none"/>
+        </w:rPr>
+        <w:pict>
+          <v:rect id="_x0000_i1035" alt="" style="width:425.2pt;height:.05pt;mso-width-percent:0;mso-height-percent:0;mso-width-percent:0;mso-height-percent:0" o:hralign="center" o:hrstd="t" o:hr="t" fillcolor="#a0a0a0" stroked="f"/>
+        </w:pict>
+      </w:r>
+    </w:p>
+    <w:p>
+      <w:pPr>
+        <w:spacing w:before="100" w:beforeAutospacing="1" w:after="100" w:afterAutospacing="1"/>
+        <w:outlineLvl w:val="1"/>
+        <w:rPr>
+          <w:rFonts w:ascii="Times New Roman" w:eastAsia="Times New Roman" w:hAnsi="Times New Roman" w:cs="Times New Roman"/>
+          <w:b/>
+          <w:bCs/>
+          <w:kern w:val="0"/>
+          <w:sz w:val="36"/>
+          <w:szCs w:val="36"/>
+          <w:lang w:eastAsia="es-ES_tradnl"/>
+          <w14:ligatures w14:val="none"/>
+        </w:rPr>
+      </w:pPr>
+      <w:r>
+        <w:rPr>
+          <w:rFonts w:ascii="Apple Color Emoji" w:eastAsia="Times New Roman" w:hAnsi="Apple Color Emoji" w:cs="Apple Color Emoji"/>
+          <w:b/>
+          <w:bCs/>
+          <w:kern w:val="0"/>
+          <w:sz w:val="36"/>
+          <w:szCs w:val="36"/>
+          <w:lang w:eastAsia="es-ES_tradnl"/>
+          <w14:ligatures w14:val="none"/>
+        </w:rPr>
+        <w:t>🧹</w:t>
+      </w:r>
+      <w:r>
+        <w:rPr>
+          <w:rFonts w:ascii="Times New Roman" w:eastAsia="Times New Roman" w:hAnsi="Times New Roman" w:cs="Times New Roman"/>
+          <w:b/>
+          <w:bCs/>
+          <w:kern w:val="0"/>
+          <w:sz w:val="36"/>
+          <w:szCs w:val="36"/>
+          <w:lang w:eastAsia="es-ES_tradnl"/>
+          <w14:ligatures w14:val="none"/>
+        </w:rPr>
+        <w:t xml:space="preserve"> 5. Consejos de organización</w:t>
+      </w:r>
+    </w:p>
+    <w:p>
+      <w:pPr>
+        <w:numPr>
+          <w:ilvl w:val="0"/>
+          <w:numId w:val="9"/>
+        </w:numPr>
+        <w:spacing w:before="100" w:beforeAutospacing="1" w:after="100" w:afterAutospacing="1"/>
+        <w:rPr>
+          <w:rFonts w:ascii="Times New Roman" w:eastAsia="Times New Roman" w:hAnsi="Times New Roman" w:cs="Times New Roman"/>
+          <w:kern w:val="0"/>
+          <w:lang w:eastAsia="es-ES_tradnl"/>
+          <w14:ligatures w14:val="none"/>
+        </w:rPr>
+      </w:pPr>
+      <w:r>
+        <w:rPr>
+          <w:rFonts w:ascii="Times New Roman" w:eastAsia="Times New Roman" w:hAnsi="Times New Roman" w:cs="Times New Roman"/>
+          <w:kern w:val="0"/>
+          <w:lang w:eastAsia="es-ES_tradnl"/>
+          <w14:ligatures w14:val="none"/>
+        </w:rPr>
+        <w:t xml:space="preserve">Cada vez que empieces un día de trabajo, asegúrate de estar en </w:t>
+      </w:r>
+      <w:proofErr w:type="spellStart"/>
+      <w:r>
+        <w:rPr>
+          <w:rFonts w:ascii="Courier New" w:eastAsia="Times New Roman" w:hAnsi="Courier New" w:cs="Courier New"/>
+          <w:kern w:val="0"/>
+          <w:sz w:val="20"/>
+          <w:szCs w:val="20"/>
+          <w:lang w:eastAsia="es-ES_tradnl"/>
+          <w14:ligatures w14:val="none"/>
+        </w:rPr>
+        <w:t>dev</w:t>
+      </w:r>
+      <w:proofErr w:type="spellEnd"/>
+      <w:r>
+        <w:rPr>
+          <w:rFonts w:ascii="Times New Roman" w:eastAsia="Times New Roman" w:hAnsi="Times New Roman" w:cs="Times New Roman"/>
+          <w:kern w:val="0"/>
+          <w:lang w:eastAsia="es-ES_tradnl"/>
+          <w14:ligatures w14:val="none"/>
+        </w:rPr>
+        <w:t>.</w:t>
+      </w:r>
+    </w:p>
+    <w:p>
+      <w:pPr>
+        <w:numPr>
+          <w:ilvl w:val="0"/>
+          <w:numId w:val="9"/>
+        </w:numPr>
+        <w:spacing w:before="100" w:beforeAutospacing="1" w:after="100" w:afterAutospacing="1"/>
+        <w:rPr>
+          <w:rFonts w:ascii="Times New Roman" w:eastAsia="Times New Roman" w:hAnsi="Times New Roman" w:cs="Times New Roman"/>
+          <w:kern w:val="0"/>
+          <w:lang w:eastAsia="es-ES_tradnl"/>
+          <w14:ligatures w14:val="none"/>
+        </w:rPr>
+      </w:pPr>
+      <w:r>
+        <w:rPr>
+          <w:rFonts w:ascii="Times New Roman" w:eastAsia="Times New Roman" w:hAnsi="Times New Roman" w:cs="Times New Roman"/>
+          <w:kern w:val="0"/>
+          <w:lang w:eastAsia="es-ES_tradnl"/>
+          <w14:ligatures w14:val="none"/>
+        </w:rPr>
+        <w:t xml:space="preserve">Si haces pruebas en preproducción (ej. en otro servidor), úsala solo cuando el código de </w:t>
+      </w:r>
+      <w:proofErr w:type="spellStart"/>
+      <w:r>
+        <w:rPr>
+          <w:rFonts w:ascii="Courier New" w:eastAsia="Times New Roman" w:hAnsi="Courier New" w:cs="Courier New"/>
+          <w:kern w:val="0"/>
+          <w:sz w:val="20"/>
+          <w:szCs w:val="20"/>
+          <w:lang w:eastAsia="es-ES_tradnl"/>
+          <w14:ligatures w14:val="none"/>
+        </w:rPr>
+        <w:t>dev</w:t>
+      </w:r>
+      <w:proofErr w:type="spellEnd"/>
+      <w:r>
+        <w:rPr>
+          <w:rFonts w:ascii="Times New Roman" w:eastAsia="Times New Roman" w:hAnsi="Times New Roman" w:cs="Times New Roman"/>
+          <w:kern w:val="0"/>
+          <w:lang w:eastAsia="es-ES_tradnl"/>
+          <w14:ligatures w14:val="none"/>
+        </w:rPr>
+        <w:t xml:space="preserve"> ya </w:t>
+      </w:r>
+      <w:proofErr w:type="gramStart"/>
+      <w:r>
+        <w:rPr>
+          <w:rFonts w:ascii="Times New Roman" w:eastAsia="Times New Roman" w:hAnsi="Times New Roman" w:cs="Times New Roman"/>
+          <w:kern w:val="0"/>
+          <w:lang w:eastAsia="es-ES_tradnl"/>
+          <w14:ligatures w14:val="none"/>
+        </w:rPr>
+        <w:t>funcione</w:t>
+      </w:r>
+      <w:proofErr w:type="gramEnd"/>
+      <w:r>
+        <w:rPr>
+          <w:rFonts w:ascii="Times New Roman" w:eastAsia="Times New Roman" w:hAnsi="Times New Roman" w:cs="Times New Roman"/>
+          <w:kern w:val="0"/>
+          <w:lang w:eastAsia="es-ES_tradnl"/>
+          <w14:ligatures w14:val="none"/>
+        </w:rPr>
+        <w:t>.</w:t>
+      </w:r>
+    </w:p>
+    <w:p>
+      <w:pPr>
+        <w:numPr>
+          <w:ilvl w:val="0"/>
+          <w:numId w:val="9"/>
+        </w:numPr>
+        <w:spacing w:before="100" w:beforeAutospacing="1" w:after="100" w:afterAutospacing="1"/>
+        <w:rPr>
+          <w:rFonts w:ascii="Times New Roman" w:eastAsia="Times New Roman" w:hAnsi="Times New Roman" w:cs="Times New Roman"/>
+          <w:kern w:val="0"/>
+          <w:lang w:eastAsia="es-ES_tradnl"/>
+          <w14:ligatures w14:val="none"/>
+        </w:rPr>
+      </w:pPr>
+      <w:r>
+        <w:rPr>
+          <w:rFonts w:ascii="Times New Roman" w:eastAsia="Times New Roman" w:hAnsi="Times New Roman" w:cs="Times New Roman"/>
+          <w:kern w:val="0"/>
+          <w:lang w:eastAsia="es-ES_tradnl"/>
+          <w14:ligatures w14:val="none"/>
+        </w:rPr>
+        <w:t xml:space="preserve">Nunca desarrolles directamente en </w:t>
+      </w:r>
+      <w:proofErr w:type="spellStart"/>
+      <w:r>
+        <w:rPr>
+          <w:rFonts w:ascii="Courier New" w:eastAsia="Times New Roman" w:hAnsi="Courier New" w:cs="Courier New"/>
+          <w:kern w:val="0"/>
+          <w:sz w:val="20"/>
+          <w:szCs w:val="20"/>
+          <w:lang w:eastAsia="es-ES_tradnl"/>
+          <w14:ligatures w14:val="none"/>
+        </w:rPr>
+        <w:t>main</w:t>
+      </w:r>
+      <w:proofErr w:type="spellEnd"/>
+      <w:r>
+        <w:rPr>
+          <w:rFonts w:ascii="Times New Roman" w:eastAsia="Times New Roman" w:hAnsi="Times New Roman" w:cs="Times New Roman"/>
+          <w:kern w:val="0"/>
+          <w:lang w:eastAsia="es-ES_tradnl"/>
+          <w14:ligatures w14:val="none"/>
+        </w:rPr>
+        <w:t>.</w:t>
+      </w:r>
+    </w:p>
+    <w:p>
+      <w:pPr>
+        <w:rPr>
+          <w:rFonts w:ascii="Times New Roman" w:eastAsia="Times New Roman" w:hAnsi="Times New Roman" w:cs="Times New Roman"/>
+          <w:kern w:val="0"/>
+          <w:lang w:eastAsia="es-ES_tradnl"/>
+          <w14:ligatures w14:val="none"/>
+        </w:rPr>
+      </w:pPr>
+      <w:r>
+        <w:rPr>
+          <w:rFonts w:ascii="Times New Roman" w:eastAsia="Times New Roman" w:hAnsi="Times New Roman" w:cs="Times New Roman"/>
+          <w:noProof/>
+          <w:kern w:val="0"/>
+          <w:lang w:eastAsia="es-ES_tradnl"/>
+          <w14:ligatures w14:val="none"/>
+        </w:rPr>
+      </w:r>
+      <w:r>
+        <w:rPr>
+          <w:rFonts w:ascii="Times New Roman" w:eastAsia="Times New Roman" w:hAnsi="Times New Roman" w:cs="Times New Roman"/>
+          <w:noProof/>
+          <w:kern w:val="0"/>
+          <w:lang w:eastAsia="es-ES_tradnl"/>
+          <w14:ligatures w14:val="none"/>
+        </w:rPr>
+        <w:pict>
+          <v:rect id="_x0000_i1036" alt="" style="width:425.2pt;height:.05pt;mso-width-percent:0;mso-height-percent:0;mso-width-percent:0;mso-height-percent:0" o:hralign="center" o:hrstd="t" o:hr="t" fillcolor="#a0a0a0" stroked="f"/>
+        </w:pict>
+      </w:r>
+    </w:p>
+    <w:p>
+      <w:pPr>
+        <w:spacing w:before="100" w:beforeAutospacing="1" w:after="100" w:afterAutospacing="1"/>
+        <w:outlineLvl w:val="1"/>
+        <w:rPr>
+          <w:rFonts w:ascii="Times New Roman" w:eastAsia="Times New Roman" w:hAnsi="Times New Roman" w:cs="Times New Roman"/>
+          <w:b/>
+          <w:bCs/>
+          <w:kern w:val="0"/>
+          <w:sz w:val="36"/>
+          <w:szCs w:val="36"/>
+          <w:lang w:eastAsia="es-ES_tradnl"/>
+          <w14:ligatures w14:val="none"/>
+        </w:rPr>
+      </w:pPr>
+      <w:r>
+        <w:rPr>
+          <w:rFonts w:ascii="Apple Color Emoji" w:eastAsia="Times New Roman" w:hAnsi="Apple Color Emoji" w:cs="Apple Color Emoji"/>
+          <w:b/>
+          <w:bCs/>
+          <w:kern w:val="0"/>
+          <w:sz w:val="36"/>
+          <w:szCs w:val="36"/>
+          <w:lang w:eastAsia="es-ES_tradnl"/>
+          <w14:ligatures w14:val="none"/>
+        </w:rPr>
+        <w:t>🚦</w:t>
+      </w:r>
+      <w:r>
+        <w:rPr>
+          <w:rFonts w:ascii="Times New Roman" w:eastAsia="Times New Roman" w:hAnsi="Times New Roman" w:cs="Times New Roman"/>
+          <w:b/>
+          <w:bCs/>
+          <w:kern w:val="0"/>
+          <w:sz w:val="36"/>
+          <w:szCs w:val="36"/>
+          <w:lang w:eastAsia="es-ES_tradnl"/>
+          <w14:ligatures w14:val="none"/>
+        </w:rPr>
+        <w:t xml:space="preserve"> Resumen de comandos clave</w:t>
+      </w:r>
+    </w:p>
+    <w:p>
+      <w:pPr>
+        <w:tabs>
+          <w:tab w:val="left" w:pos="916"/>
+          <w:tab w:val="left" w:pos="1832"/>
+          <w:tab w:val="left" w:pos="2748"/>
+          <w:tab w:val="left" w:pos="3664"/>
+          <w:tab w:val="left" w:pos="4580"/>
+          <w:tab w:val="left" w:pos="5496"/>
+          <w:tab w:val="left" w:pos="6412"/>
+          <w:tab w:val="left" w:pos="7328"/>
+          <w:tab w:val="left" w:pos="8244"/>
+          <w:tab w:val="left" w:pos="9160"/>
+          <w:tab w:val="left" w:pos="10076"/>
+          <w:tab w:val="left" w:pos="10992"/>
+          <w:tab w:val="left" w:pos="11908"/>
+          <w:tab w:val="left" w:pos="12824"/>
+          <w:tab w:val="left" w:pos="13740"/>
+          <w:tab w:val="left" w:pos="14656"/>
+        </w:tabs>
+        <w:rPr>
+          <w:rFonts w:ascii="Courier New" w:eastAsia="Times New Roman" w:hAnsi="Courier New" w:cs="Courier New"/>
+          <w:kern w:val="0"/>
+          <w:sz w:val="20"/>
+          <w:szCs w:val="20"/>
+          <w:lang w:eastAsia="es-ES_tradnl"/>
+          <w14:ligatures w14:val="none"/>
+        </w:rPr>
+      </w:pPr>
+      <w:r>
+        <w:rPr>
+          <w:rFonts w:ascii="Courier New" w:eastAsia="Times New Roman" w:hAnsi="Courier New" w:cs="Courier New"/>
+          <w:kern w:val="0"/>
+          <w:sz w:val="20"/>
+          <w:szCs w:val="20"/>
+          <w:lang w:eastAsia="es-ES_tradnl"/>
+          <w14:ligatures w14:val="none"/>
+        </w:rPr>
+        <w:t># Cambiar de rama</w:t>
+      </w:r>
+    </w:p>
+    <w:p>
+      <w:pPr>
+        <w:tabs>
+          <w:tab w:val="left" w:pos="916"/>
+          <w:tab w:val="left" w:pos="1832"/>
+          <w:tab w:val="left" w:pos="2748"/>
+          <w:tab w:val="left" w:pos="3664"/>
+          <w:tab w:val="left" w:pos="4580"/>
+          <w:tab w:val="left" w:pos="5496"/>
+          <w:tab w:val="left" w:pos="6412"/>
+          <w:tab w:val="left" w:pos="7328"/>
+          <w:tab w:val="left" w:pos="8244"/>
+          <w:tab w:val="left" w:pos="9160"/>
+          <w:tab w:val="left" w:pos="10076"/>
+          <w:tab w:val="left" w:pos="10992"/>
+          <w:tab w:val="left" w:pos="11908"/>
+          <w:tab w:val="left" w:pos="12824"/>
+          <w:tab w:val="left" w:pos="13740"/>
+          <w:tab w:val="left" w:pos="14656"/>
+        </w:tabs>
+        <w:rPr>
+          <w:rFonts w:ascii="Courier New" w:eastAsia="Times New Roman" w:hAnsi="Courier New" w:cs="Courier New"/>
+          <w:kern w:val="0"/>
+          <w:sz w:val="20"/>
+          <w:szCs w:val="20"/>
+          <w:lang w:eastAsia="es-ES_tradnl"/>
+          <w14:ligatures w14:val="none"/>
+        </w:rPr>
+      </w:pPr>
+      <w:proofErr w:type="spellStart"/>
+      <w:r>
+        <w:rPr>
+          <w:rFonts w:ascii="Courier New" w:eastAsia="Times New Roman" w:hAnsi="Courier New" w:cs="Courier New"/>
+          <w:kern w:val="0"/>
+          <w:sz w:val="20"/>
+          <w:szCs w:val="20"/>
+          <w:lang w:eastAsia="es-ES_tradnl"/>
+          <w14:ligatures w14:val="none"/>
+        </w:rPr>
+        <w:t>git</w:t>
+      </w:r>
+      <w:proofErr w:type="spellEnd"/>
+      <w:r>
+        <w:rPr>
+          <w:rFonts w:ascii="Courier New" w:eastAsia="Times New Roman" w:hAnsi="Courier New" w:cs="Courier New"/>
+          <w:kern w:val="0"/>
+          <w:sz w:val="20"/>
+          <w:szCs w:val="20"/>
+          <w:lang w:eastAsia="es-ES_tradnl"/>
+          <w14:ligatures w14:val="none"/>
+        </w:rPr>
+        <w:t xml:space="preserve"> </w:t>
+      </w:r>
+      <w:proofErr w:type="spellStart"/>
+      <w:r>
+        <w:rPr>
+          <w:rFonts w:ascii="Courier New" w:eastAsia="Times New Roman" w:hAnsi="Courier New" w:cs="Courier New"/>
+          <w:kern w:val="0"/>
+          <w:sz w:val="20"/>
+          <w:szCs w:val="20"/>
+          <w:lang w:eastAsia="es-ES_tradnl"/>
+          <w14:ligatures w14:val="none"/>
+        </w:rPr>
+        <w:t>checkout</w:t>
+      </w:r>
+      <w:proofErr w:type="spellEnd"/>
+      <w:r>
+        <w:rPr>
+          <w:rFonts w:ascii="Courier New" w:eastAsia="Times New Roman" w:hAnsi="Courier New" w:cs="Courier New"/>
+          <w:kern w:val="0"/>
+          <w:sz w:val="20"/>
+          <w:szCs w:val="20"/>
+          <w:lang w:eastAsia="es-ES_tradnl"/>
+          <w14:ligatures w14:val="none"/>
+        </w:rPr>
+        <w:t xml:space="preserve"> </w:t>
+      </w:r>
+      <w:proofErr w:type="spellStart"/>
+      <w:r>
+        <w:rPr>
+          <w:rFonts w:ascii="Courier New" w:eastAsia="Times New Roman" w:hAnsi="Courier New" w:cs="Courier New"/>
+          <w:kern w:val="0"/>
+          <w:sz w:val="20"/>
+          <w:szCs w:val="20"/>
+          <w:lang w:eastAsia="es-ES_tradnl"/>
+          <w14:ligatures w14:val="none"/>
+        </w:rPr>
+        <w:t>dev</w:t>
+      </w:r>
+      <w:proofErr w:type="spellEnd"/>
+    </w:p>
+    <w:p>
+      <w:pPr>
+        <w:tabs>
+          <w:tab w:val="left" w:pos="916"/>
+          <w:tab w:val="left" w:pos="1832"/>
+          <w:tab w:val="left" w:pos="2748"/>
+          <w:tab w:val="left" w:pos="3664"/>
+          <w:tab w:val="left" w:pos="4580"/>
+          <w:tab w:val="left" w:pos="5496"/>
+          <w:tab w:val="left" w:pos="6412"/>
+          <w:tab w:val="left" w:pos="7328"/>
+          <w:tab w:val="left" w:pos="8244"/>
+          <w:tab w:val="left" w:pos="9160"/>
+          <w:tab w:val="left" w:pos="10076"/>
+          <w:tab w:val="left" w:pos="10992"/>
+          <w:tab w:val="left" w:pos="11908"/>
+          <w:tab w:val="left" w:pos="12824"/>
+          <w:tab w:val="left" w:pos="13740"/>
+          <w:tab w:val="left" w:pos="14656"/>
+        </w:tabs>
+        <w:rPr>
+          <w:rFonts w:ascii="Courier New" w:eastAsia="Times New Roman" w:hAnsi="Courier New" w:cs="Courier New"/>
+          <w:kern w:val="0"/>
+          <w:sz w:val="20"/>
+          <w:szCs w:val="20"/>
+          <w:lang w:eastAsia="es-ES_tradnl"/>
+          <w14:ligatures w14:val="none"/>
+        </w:rPr>
+      </w:pPr>
+    </w:p>
+    <w:p>
+      <w:pPr>
+        <w:tabs>
+          <w:tab w:val="left" w:pos="916"/>
+          <w:tab w:val="left" w:pos="1832"/>
+          <w:tab w:val="left" w:pos="2748"/>
+          <w:tab w:val="left" w:pos="3664"/>
+          <w:tab w:val="left" w:pos="4580"/>
+          <w:tab w:val="left" w:pos="5496"/>
+          <w:tab w:val="left" w:pos="6412"/>
+          <w:tab w:val="left" w:pos="7328"/>
+          <w:tab w:val="left" w:pos="8244"/>
+          <w:tab w:val="left" w:pos="9160"/>
+          <w:tab w:val="left" w:pos="10076"/>
+          <w:tab w:val="left" w:pos="10992"/>
+          <w:tab w:val="left" w:pos="11908"/>
+          <w:tab w:val="left" w:pos="12824"/>
+          <w:tab w:val="left" w:pos="13740"/>
+          <w:tab w:val="left" w:pos="14656"/>
+        </w:tabs>
+        <w:rPr>
+          <w:rFonts w:ascii="Courier New" w:eastAsia="Times New Roman" w:hAnsi="Courier New" w:cs="Courier New"/>
+          <w:kern w:val="0"/>
+          <w:sz w:val="20"/>
+          <w:szCs w:val="20"/>
+          <w:lang w:eastAsia="es-ES_tradnl"/>
+          <w14:ligatures w14:val="none"/>
+        </w:rPr>
+      </w:pPr>
+      <w:r>
+        <w:rPr>
+          <w:rFonts w:ascii="Courier New" w:eastAsia="Times New Roman" w:hAnsi="Courier New" w:cs="Courier New"/>
+          <w:kern w:val="0"/>
+          <w:sz w:val="20"/>
+          <w:szCs w:val="20"/>
+          <w:lang w:eastAsia="es-ES_tradnl"/>
+          <w14:ligatures w14:val="none"/>
+        </w:rPr>
+        <w:t># Subir cambios</w:t>
+      </w:r>
+    </w:p>
+    <w:p>
+      <w:pPr>
+        <w:tabs>
+          <w:tab w:val="left" w:pos="916"/>
+          <w:tab w:val="left" w:pos="1832"/>
+          <w:tab w:val="left" w:pos="2748"/>
+          <w:tab w:val="left" w:pos="3664"/>
+          <w:tab w:val="left" w:pos="4580"/>
+          <w:tab w:val="left" w:pos="5496"/>
+          <w:tab w:val="left" w:pos="6412"/>
+          <w:tab w:val="left" w:pos="7328"/>
+          <w:tab w:val="left" w:pos="8244"/>
+          <w:tab w:val="left" w:pos="9160"/>
+          <w:tab w:val="left" w:pos="10076"/>
+          <w:tab w:val="left" w:pos="10992"/>
+          <w:tab w:val="left" w:pos="11908"/>
+          <w:tab w:val="left" w:pos="12824"/>
+          <w:tab w:val="left" w:pos="13740"/>
+          <w:tab w:val="left" w:pos="14656"/>
+        </w:tabs>
+        <w:rPr>
+          <w:rFonts w:ascii="Courier New" w:eastAsia="Times New Roman" w:hAnsi="Courier New" w:cs="Courier New"/>
+          <w:kern w:val="0"/>
+          <w:sz w:val="20"/>
+          <w:szCs w:val="20"/>
+          <w:lang w:eastAsia="es-ES_tradnl"/>
+          <w14:ligatures w14:val="none"/>
+        </w:rPr>
+      </w:pPr>
+      <w:proofErr w:type="spellStart"/>
+      <w:r>
+        <w:rPr>
+          <w:rFonts w:ascii="Courier New" w:eastAsia="Times New Roman" w:hAnsi="Courier New" w:cs="Courier New"/>
+          <w:kern w:val="0"/>
+          <w:sz w:val="20"/>
+          <w:szCs w:val="20"/>
+          <w:lang w:eastAsia="es-ES_tradnl"/>
+          <w14:ligatures w14:val="none"/>
+        </w:rPr>
+        <w:t>git</w:t>
+      </w:r>
+      <w:proofErr w:type="spellEnd"/>
+      <w:r>
+        <w:rPr>
+          <w:rFonts w:ascii="Courier New" w:eastAsia="Times New Roman" w:hAnsi="Courier New" w:cs="Courier New"/>
+          <w:kern w:val="0"/>
+          <w:sz w:val="20"/>
+          <w:szCs w:val="20"/>
+          <w:lang w:eastAsia="es-ES_tradnl"/>
+          <w14:ligatures w14:val="none"/>
+        </w:rPr>
+        <w:t xml:space="preserve"> </w:t>
+      </w:r>
+      <w:proofErr w:type="spellStart"/>
+      <w:proofErr w:type="gramStart"/>
+      <w:r>
+        <w:rPr>
+          <w:rFonts w:ascii="Courier New" w:eastAsia="Times New Roman" w:hAnsi="Courier New" w:cs="Courier New"/>
+          <w:kern w:val="0"/>
+          <w:sz w:val="20"/>
+          <w:szCs w:val="20"/>
+          <w:lang w:eastAsia="es-ES_tradnl"/>
+          <w14:ligatures w14:val="none"/>
+        </w:rPr>
+        <w:t>add</w:t>
+      </w:r>
+      <w:proofErr w:type="spellEnd"/>
+      <w:r>
+        <w:rPr>
+          <w:rFonts w:ascii="Courier New" w:eastAsia="Times New Roman" w:hAnsi="Courier New" w:cs="Courier New"/>
+          <w:kern w:val="0"/>
+          <w:sz w:val="20"/>
+          <w:szCs w:val="20"/>
+          <w:lang w:eastAsia="es-ES_tradnl"/>
+          <w14:ligatures w14:val="none"/>
+        </w:rPr>
+        <w:t xml:space="preserve"> .</w:t>
+      </w:r>
+      <w:proofErr w:type="gramEnd"/>
+    </w:p>
+    <w:p>
+      <w:pPr>
+        <w:tabs>
+          <w:tab w:val="left" w:pos="916"/>
+          <w:tab w:val="left" w:pos="1832"/>
+          <w:tab w:val="left" w:pos="2748"/>
+          <w:tab w:val="left" w:pos="3664"/>
+          <w:tab w:val="left" w:pos="4580"/>
+          <w:tab w:val="left" w:pos="5496"/>
+          <w:tab w:val="left" w:pos="6412"/>
+          <w:tab w:val="left" w:pos="7328"/>
+          <w:tab w:val="left" w:pos="8244"/>
+          <w:tab w:val="left" w:pos="9160"/>
+          <w:tab w:val="left" w:pos="10076"/>
+          <w:tab w:val="left" w:pos="10992"/>
+          <w:tab w:val="left" w:pos="11908"/>
+          <w:tab w:val="left" w:pos="12824"/>
+          <w:tab w:val="left" w:pos="13740"/>
+          <w:tab w:val="left" w:pos="14656"/>
+        </w:tabs>
+        <w:rPr>
+          <w:rFonts w:ascii="Courier New" w:eastAsia="Times New Roman" w:hAnsi="Courier New" w:cs="Courier New"/>
+          <w:kern w:val="0"/>
+          <w:sz w:val="20"/>
+          <w:szCs w:val="20"/>
+          <w:lang w:eastAsia="es-ES_tradnl"/>
+          <w14:ligatures w14:val="none"/>
+        </w:rPr>
+      </w:pPr>
+      <w:proofErr w:type="spellStart"/>
+      <w:r>
+        <w:rPr>
+          <w:rFonts w:ascii="Courier New" w:eastAsia="Times New Roman" w:hAnsi="Courier New" w:cs="Courier New"/>
+          <w:kern w:val="0"/>
+          <w:sz w:val="20"/>
+          <w:szCs w:val="20"/>
+          <w:lang w:eastAsia="es-ES_tradnl"/>
+          <w14:ligatures w14:val="none"/>
+        </w:rPr>
+        <w:t>git</w:t>
+      </w:r>
+      <w:proofErr w:type="spellEnd"/>
+      <w:r>
+        <w:rPr>
+          <w:rFonts w:ascii="Courier New" w:eastAsia="Times New Roman" w:hAnsi="Courier New" w:cs="Courier New"/>
+          <w:kern w:val="0"/>
+          <w:sz w:val="20"/>
+          <w:szCs w:val="20"/>
+          <w:lang w:eastAsia="es-ES_tradnl"/>
+          <w14:ligatures w14:val="none"/>
+        </w:rPr>
+        <w:t xml:space="preserve"> commit -m "Cambios"</w:t>
+      </w:r>
+    </w:p>
+    <w:p>
+      <w:pPr>
+        <w:tabs>
+          <w:tab w:val="left" w:pos="916"/>
+          <w:tab w:val="left" w:pos="1832"/>
+          <w:tab w:val="left" w:pos="2748"/>
+          <w:tab w:val="left" w:pos="3664"/>
+          <w:tab w:val="left" w:pos="4580"/>
+          <w:tab w:val="left" w:pos="5496"/>
+          <w:tab w:val="left" w:pos="6412"/>
+          <w:tab w:val="left" w:pos="7328"/>
+          <w:tab w:val="left" w:pos="8244"/>
+          <w:tab w:val="left" w:pos="9160"/>
+          <w:tab w:val="left" w:pos="10076"/>
+          <w:tab w:val="left" w:pos="10992"/>
+          <w:tab w:val="left" w:pos="11908"/>
+          <w:tab w:val="left" w:pos="12824"/>
+          <w:tab w:val="left" w:pos="13740"/>
+          <w:tab w:val="left" w:pos="14656"/>
+        </w:tabs>
+        <w:rPr>
+          <w:rFonts w:ascii="Courier New" w:eastAsia="Times New Roman" w:hAnsi="Courier New" w:cs="Courier New"/>
+          <w:kern w:val="0"/>
+          <w:sz w:val="20"/>
+          <w:szCs w:val="20"/>
+          <w:lang w:eastAsia="es-ES_tradnl"/>
+          <w14:ligatures w14:val="none"/>
+        </w:rPr>
+      </w:pPr>
+      <w:proofErr w:type="spellStart"/>
+      <w:r>
+        <w:rPr>
+          <w:rFonts w:ascii="Courier New" w:eastAsia="Times New Roman" w:hAnsi="Courier New" w:cs="Courier New"/>
+          <w:kern w:val="0"/>
+          <w:sz w:val="20"/>
+          <w:szCs w:val="20"/>
+          <w:lang w:eastAsia="es-ES_tradnl"/>
+          <w14:ligatures w14:val="none"/>
+        </w:rPr>
+        <w:t>git</w:t>
+      </w:r>
+      <w:proofErr w:type="spellEnd"/>
+      <w:r>
+        <w:rPr>
+          <w:rFonts w:ascii="Courier New" w:eastAsia="Times New Roman" w:hAnsi="Courier New" w:cs="Courier New"/>
+          <w:kern w:val="0"/>
+          <w:sz w:val="20"/>
+          <w:szCs w:val="20"/>
+          <w:lang w:eastAsia="es-ES_tradnl"/>
+          <w14:ligatures w14:val="none"/>
+        </w:rPr>
+        <w:t xml:space="preserve"> </w:t>
+      </w:r>
+      <w:proofErr w:type="spellStart"/>
+      <w:r>
+        <w:rPr>
+          <w:rFonts w:ascii="Courier New" w:eastAsia="Times New Roman" w:hAnsi="Courier New" w:cs="Courier New"/>
+          <w:kern w:val="0"/>
+          <w:sz w:val="20"/>
+          <w:szCs w:val="20"/>
+          <w:lang w:eastAsia="es-ES_tradnl"/>
+          <w14:ligatures w14:val="none"/>
+        </w:rPr>
+        <w:t>push</w:t>
+      </w:r>
+      <w:proofErr w:type="spellEnd"/>
+      <w:r>
+        <w:rPr>
+          <w:rFonts w:ascii="Courier New" w:eastAsia="Times New Roman" w:hAnsi="Courier New" w:cs="Courier New"/>
+          <w:kern w:val="0"/>
+          <w:sz w:val="20"/>
+          <w:szCs w:val="20"/>
+          <w:lang w:eastAsia="es-ES_tradnl"/>
+          <w14:ligatures w14:val="none"/>
+        </w:rPr>
+        <w:t xml:space="preserve"> </w:t>
+      </w:r>
+      <w:proofErr w:type="spellStart"/>
+      <w:r>
+        <w:rPr>
+          <w:rFonts w:ascii="Courier New" w:eastAsia="Times New Roman" w:hAnsi="Courier New" w:cs="Courier New"/>
+          <w:kern w:val="0"/>
+          <w:sz w:val="20"/>
+          <w:szCs w:val="20"/>
+          <w:lang w:eastAsia="es-ES_tradnl"/>
+          <w14:ligatures w14:val="none"/>
+        </w:rPr>
+        <w:t>origin</w:t>
+      </w:r>
+      <w:proofErr w:type="spellEnd"/>
+      <w:r>
+        <w:rPr>
+          <w:rFonts w:ascii="Courier New" w:eastAsia="Times New Roman" w:hAnsi="Courier New" w:cs="Courier New"/>
+          <w:kern w:val="0"/>
+          <w:sz w:val="20"/>
+          <w:szCs w:val="20"/>
+          <w:lang w:eastAsia="es-ES_tradnl"/>
+          <w14:ligatures w14:val="none"/>
+        </w:rPr>
+        <w:t xml:space="preserve"> </w:t>
+      </w:r>
+      <w:proofErr w:type="spellStart"/>
+      <w:r>
+        <w:rPr>
+          <w:rFonts w:ascii="Courier New" w:eastAsia="Times New Roman" w:hAnsi="Courier New" w:cs="Courier New"/>
+          <w:kern w:val="0"/>
+          <w:sz w:val="20"/>
+          <w:szCs w:val="20"/>
+          <w:lang w:eastAsia="es-ES_tradnl"/>
+          <w14:ligatures w14:val="none"/>
+        </w:rPr>
+        <w:t>dev</w:t>
+      </w:r>
+      <w:proofErr w:type="spellEnd"/>
+    </w:p>
+    <w:p>
+      <w:pPr>
+        <w:tabs>
+          <w:tab w:val="left" w:pos="916"/>
+          <w:tab w:val="left" w:pos="1832"/>
+          <w:tab w:val="left" w:pos="2748"/>
+          <w:tab w:val="left" w:pos="3664"/>
+          <w:tab w:val="left" w:pos="4580"/>
+          <w:tab w:val="left" w:pos="5496"/>
+          <w:tab w:val="left" w:pos="6412"/>
+          <w:tab w:val="left" w:pos="7328"/>
+          <w:tab w:val="left" w:pos="8244"/>
+          <w:tab w:val="left" w:pos="9160"/>
+          <w:tab w:val="left" w:pos="10076"/>
+          <w:tab w:val="left" w:pos="10992"/>
+          <w:tab w:val="left" w:pos="11908"/>
+          <w:tab w:val="left" w:pos="12824"/>
+          <w:tab w:val="left" w:pos="13740"/>
+          <w:tab w:val="left" w:pos="14656"/>
+        </w:tabs>
+        <w:rPr>
+          <w:rFonts w:ascii="Courier New" w:eastAsia="Times New Roman" w:hAnsi="Courier New" w:cs="Courier New"/>
+          <w:kern w:val="0"/>
+          <w:sz w:val="20"/>
+          <w:szCs w:val="20"/>
+          <w:lang w:eastAsia="es-ES_tradnl"/>
+          <w14:ligatures w14:val="none"/>
+        </w:rPr>
+      </w:pPr>
+    </w:p>
+    <w:p>
+      <w:pPr>
+        <w:tabs>
+          <w:tab w:val="left" w:pos="916"/>
+          <w:tab w:val="left" w:pos="1832"/>
+          <w:tab w:val="left" w:pos="2748"/>
+          <w:tab w:val="left" w:pos="3664"/>
+          <w:tab w:val="left" w:pos="4580"/>
+          <w:tab w:val="left" w:pos="5496"/>
+          <w:tab w:val="left" w:pos="6412"/>
+          <w:tab w:val="left" w:pos="7328"/>
+          <w:tab w:val="left" w:pos="8244"/>
+          <w:tab w:val="left" w:pos="9160"/>
+          <w:tab w:val="left" w:pos="10076"/>
+          <w:tab w:val="left" w:pos="10992"/>
+          <w:tab w:val="left" w:pos="11908"/>
+          <w:tab w:val="left" w:pos="12824"/>
+          <w:tab w:val="left" w:pos="13740"/>
+          <w:tab w:val="left" w:pos="14656"/>
+        </w:tabs>
+        <w:rPr>
+          <w:rFonts w:ascii="Courier New" w:eastAsia="Times New Roman" w:hAnsi="Courier New" w:cs="Courier New"/>
+          <w:kern w:val="0"/>
+          <w:sz w:val="20"/>
+          <w:szCs w:val="20"/>
+          <w:lang w:eastAsia="es-ES_tradnl"/>
+          <w14:ligatures w14:val="none"/>
+        </w:rPr>
+      </w:pPr>
+      <w:r>
+        <w:rPr>
+          <w:rFonts w:ascii="Courier New" w:eastAsia="Times New Roman" w:hAnsi="Courier New" w:cs="Courier New"/>
+          <w:kern w:val="0"/>
+          <w:sz w:val="20"/>
+          <w:szCs w:val="20"/>
+          <w:lang w:eastAsia="es-ES_tradnl"/>
+          <w14:ligatures w14:val="none"/>
+        </w:rPr>
+        <w:t xml:space="preserve"># Pasar cambios de </w:t>
+      </w:r>
+      <w:proofErr w:type="spellStart"/>
+      <w:r>
+        <w:rPr>
+          <w:rFonts w:ascii="Courier New" w:eastAsia="Times New Roman" w:hAnsi="Courier New" w:cs="Courier New"/>
+          <w:kern w:val="0"/>
+          <w:sz w:val="20"/>
+          <w:szCs w:val="20"/>
+          <w:lang w:eastAsia="es-ES_tradnl"/>
+          <w14:ligatures w14:val="none"/>
+        </w:rPr>
+        <w:t>dev</w:t>
+      </w:r>
+      <w:proofErr w:type="spellEnd"/>
+      <w:r>
+        <w:rPr>
+          <w:rFonts w:ascii="Courier New" w:eastAsia="Times New Roman" w:hAnsi="Courier New" w:cs="Courier New"/>
+          <w:kern w:val="0"/>
+          <w:sz w:val="20"/>
+          <w:szCs w:val="20"/>
+          <w:lang w:eastAsia="es-ES_tradnl"/>
+          <w14:ligatures w14:val="none"/>
+        </w:rPr>
+        <w:t xml:space="preserve"> a pre</w:t>
+      </w:r>
+    </w:p>
+    <w:p>
+      <w:pPr>
+        <w:tabs>
+          <w:tab w:val="left" w:pos="916"/>
+          <w:tab w:val="left" w:pos="1832"/>
+          <w:tab w:val="left" w:pos="2748"/>
+          <w:tab w:val="left" w:pos="3664"/>
+          <w:tab w:val="left" w:pos="4580"/>
+          <w:tab w:val="left" w:pos="5496"/>
+          <w:tab w:val="left" w:pos="6412"/>
+          <w:tab w:val="left" w:pos="7328"/>
+          <w:tab w:val="left" w:pos="8244"/>
+          <w:tab w:val="left" w:pos="9160"/>
+          <w:tab w:val="left" w:pos="10076"/>
+          <w:tab w:val="left" w:pos="10992"/>
+          <w:tab w:val="left" w:pos="11908"/>
+          <w:tab w:val="left" w:pos="12824"/>
+          <w:tab w:val="left" w:pos="13740"/>
+          <w:tab w:val="left" w:pos="14656"/>
+        </w:tabs>
+        <w:rPr>
+          <w:rFonts w:ascii="Courier New" w:eastAsia="Times New Roman" w:hAnsi="Courier New" w:cs="Courier New"/>
+          <w:kern w:val="0"/>
+          <w:sz w:val="20"/>
+          <w:szCs w:val="20"/>
+          <w:lang w:eastAsia="es-ES_tradnl"/>
+          <w14:ligatures w14:val="none"/>
+        </w:rPr>
+      </w:pPr>
+      <w:proofErr w:type="spellStart"/>
+      <w:r>
+        <w:rPr>
+          <w:rFonts w:ascii="Courier New" w:eastAsia="Times New Roman" w:hAnsi="Courier New" w:cs="Courier New"/>
+          <w:kern w:val="0"/>
+          <w:sz w:val="20"/>
+          <w:szCs w:val="20"/>
+          <w:lang w:eastAsia="es-ES_tradnl"/>
+          <w14:ligatures w14:val="none"/>
+        </w:rPr>
+        <w:t>git</w:t>
+      </w:r>
+      <w:proofErr w:type="spellEnd"/>
+      <w:r>
+        <w:rPr>
+          <w:rFonts w:ascii="Courier New" w:eastAsia="Times New Roman" w:hAnsi="Courier New" w:cs="Courier New"/>
+          <w:kern w:val="0"/>
+          <w:sz w:val="20"/>
+          <w:szCs w:val="20"/>
+          <w:lang w:eastAsia="es-ES_tradnl"/>
+          <w14:ligatures w14:val="none"/>
+        </w:rPr>
+        <w:t xml:space="preserve"> </w:t>
+      </w:r>
+      <w:proofErr w:type="spellStart"/>
+      <w:r>
+        <w:rPr>
+          <w:rFonts w:ascii="Courier New" w:eastAsia="Times New Roman" w:hAnsi="Courier New" w:cs="Courier New"/>
+          <w:kern w:val="0"/>
+          <w:sz w:val="20"/>
+          <w:szCs w:val="20"/>
+          <w:lang w:eastAsia="es-ES_tradnl"/>
+          <w14:ligatures w14:val="none"/>
+        </w:rPr>
+        <w:t>checkout</w:t>
+      </w:r>
+      <w:proofErr w:type="spellEnd"/>
+      <w:r>
+        <w:rPr>
+          <w:rFonts w:ascii="Courier New" w:eastAsia="Times New Roman" w:hAnsi="Courier New" w:cs="Courier New"/>
+          <w:kern w:val="0"/>
+          <w:sz w:val="20"/>
+          <w:szCs w:val="20"/>
+          <w:lang w:eastAsia="es-ES_tradnl"/>
+          <w14:ligatures w14:val="none"/>
+        </w:rPr>
+        <w:t xml:space="preserve"> pre</w:t>
+      </w:r>
+    </w:p>
+    <w:p>
+      <w:pPr>
+        <w:tabs>
+          <w:tab w:val="left" w:pos="916"/>
+          <w:tab w:val="left" w:pos="1832"/>
+          <w:tab w:val="left" w:pos="2748"/>
+          <w:tab w:val="left" w:pos="3664"/>
+          <w:tab w:val="left" w:pos="4580"/>
+          <w:tab w:val="left" w:pos="5496"/>
+          <w:tab w:val="left" w:pos="6412"/>
+          <w:tab w:val="left" w:pos="7328"/>
+          <w:tab w:val="left" w:pos="8244"/>
+          <w:tab w:val="left" w:pos="9160"/>
+          <w:tab w:val="left" w:pos="10076"/>
+          <w:tab w:val="left" w:pos="10992"/>
+          <w:tab w:val="left" w:pos="11908"/>
+          <w:tab w:val="left" w:pos="12824"/>
+          <w:tab w:val="left" w:pos="13740"/>
+          <w:tab w:val="left" w:pos="14656"/>
+        </w:tabs>
+        <w:rPr>
+          <w:rFonts w:ascii="Courier New" w:eastAsia="Times New Roman" w:hAnsi="Courier New" w:cs="Courier New"/>
+          <w:kern w:val="0"/>
+          <w:sz w:val="20"/>
+          <w:szCs w:val="20"/>
+          <w:lang w:eastAsia="es-ES_tradnl"/>
+          <w14:ligatures w14:val="none"/>
+        </w:rPr>
+      </w:pPr>
+      <w:proofErr w:type="spellStart"/>
+      <w:r>
+        <w:rPr>
+          <w:rFonts w:ascii="Courier New" w:eastAsia="Times New Roman" w:hAnsi="Courier New" w:cs="Courier New"/>
+          <w:kern w:val="0"/>
+          <w:sz w:val="20"/>
+          <w:szCs w:val="20"/>
+          <w:lang w:eastAsia="es-ES_tradnl"/>
+          <w14:ligatures w14:val="none"/>
+        </w:rPr>
+        <w:t>git</w:t>
+      </w:r>
+      <w:proofErr w:type="spellEnd"/>
+      <w:r>
+        <w:rPr>
+          <w:rFonts w:ascii="Courier New" w:eastAsia="Times New Roman" w:hAnsi="Courier New" w:cs="Courier New"/>
+          <w:kern w:val="0"/>
+          <w:sz w:val="20"/>
+          <w:szCs w:val="20"/>
+          <w:lang w:eastAsia="es-ES_tradnl"/>
+          <w14:ligatures w14:val="none"/>
+        </w:rPr>
+        <w:t xml:space="preserve"> </w:t>
+      </w:r>
+      <w:proofErr w:type="spellStart"/>
+      <w:r>
+        <w:rPr>
+          <w:rFonts w:ascii="Courier New" w:eastAsia="Times New Roman" w:hAnsi="Courier New" w:cs="Courier New"/>
+          <w:kern w:val="0"/>
+          <w:sz w:val="20"/>
+          <w:szCs w:val="20"/>
+          <w:lang w:eastAsia="es-ES_tradnl"/>
+          <w14:ligatures w14:val="none"/>
+        </w:rPr>
+        <w:t>merge</w:t>
+      </w:r>
+      <w:proofErr w:type="spellEnd"/>
+      <w:r>
+        <w:rPr>
+          <w:rFonts w:ascii="Courier New" w:eastAsia="Times New Roman" w:hAnsi="Courier New" w:cs="Courier New"/>
+          <w:kern w:val="0"/>
+          <w:sz w:val="20"/>
+          <w:szCs w:val="20"/>
+          <w:lang w:eastAsia="es-ES_tradnl"/>
+          <w14:ligatures w14:val="none"/>
+        </w:rPr>
+        <w:t xml:space="preserve"> </w:t>
+      </w:r>
+      <w:proofErr w:type="spellStart"/>
+      <w:r>
+        <w:rPr>
+          <w:rFonts w:ascii="Courier New" w:eastAsia="Times New Roman" w:hAnsi="Courier New" w:cs="Courier New"/>
+          <w:kern w:val="0"/>
+          <w:sz w:val="20"/>
+          <w:szCs w:val="20"/>
+          <w:lang w:eastAsia="es-ES_tradnl"/>
+          <w14:ligatures w14:val="none"/>
+        </w:rPr>
+        <w:t>dev</w:t>
+      </w:r>
+      <w:proofErr w:type="spellEnd"/>
+    </w:p>
+    <w:p>
+      <w:pPr>
+        <w:tabs>
+          <w:tab w:val="left" w:pos="916"/>
+          <w:tab w:val="left" w:pos="1832"/>
+          <w:tab w:val="left" w:pos="2748"/>
+          <w:tab w:val="left" w:pos="3664"/>
+          <w:tab w:val="left" w:pos="4580"/>
+          <w:tab w:val="left" w:pos="5496"/>
+          <w:tab w:val="left" w:pos="6412"/>
+          <w:tab w:val="left" w:pos="7328"/>
+          <w:tab w:val="left" w:pos="8244"/>
+          <w:tab w:val="left" w:pos="9160"/>
+          <w:tab w:val="left" w:pos="10076"/>
+          <w:tab w:val="left" w:pos="10992"/>
+          <w:tab w:val="left" w:pos="11908"/>
+          <w:tab w:val="left" w:pos="12824"/>
+          <w:tab w:val="left" w:pos="13740"/>
+          <w:tab w:val="left" w:pos="14656"/>
+        </w:tabs>
+        <w:rPr>
+          <w:rFonts w:ascii="Courier New" w:eastAsia="Times New Roman" w:hAnsi="Courier New" w:cs="Courier New"/>
+          <w:kern w:val="0"/>
+          <w:sz w:val="20"/>
+          <w:szCs w:val="20"/>
+          <w:lang w:eastAsia="es-ES_tradnl"/>
+          <w14:ligatures w14:val="none"/>
+        </w:rPr>
+      </w:pPr>
+      <w:proofErr w:type="spellStart"/>
+      <w:r>
+        <w:rPr>
+          <w:rFonts w:ascii="Courier New" w:eastAsia="Times New Roman" w:hAnsi="Courier New" w:cs="Courier New"/>
+          <w:kern w:val="0"/>
+          <w:sz w:val="20"/>
+          <w:szCs w:val="20"/>
+          <w:lang w:eastAsia="es-ES_tradnl"/>
+          <w14:ligatures w14:val="none"/>
+        </w:rPr>
+        <w:t>git</w:t>
+      </w:r>
+      <w:proofErr w:type="spellEnd"/>
+      <w:r>
+        <w:rPr>
+          <w:rFonts w:ascii="Courier New" w:eastAsia="Times New Roman" w:hAnsi="Courier New" w:cs="Courier New"/>
+          <w:kern w:val="0"/>
+          <w:sz w:val="20"/>
+          <w:szCs w:val="20"/>
+          <w:lang w:eastAsia="es-ES_tradnl"/>
+          <w14:ligatures w14:val="none"/>
+        </w:rPr>
+        <w:t xml:space="preserve"> </w:t>
+      </w:r>
+      <w:proofErr w:type="spellStart"/>
+      <w:r>
+        <w:rPr>
+          <w:rFonts w:ascii="Courier New" w:eastAsia="Times New Roman" w:hAnsi="Courier New" w:cs="Courier New"/>
+          <w:kern w:val="0"/>
+          <w:sz w:val="20"/>
+          <w:szCs w:val="20"/>
+          <w:lang w:eastAsia="es-ES_tradnl"/>
+          <w14:ligatures w14:val="none"/>
+        </w:rPr>
+        <w:t>push</w:t>
+      </w:r>
+      <w:proofErr w:type="spellEnd"/>
+      <w:r>
+        <w:rPr>
+          <w:rFonts w:ascii="Courier New" w:eastAsia="Times New Roman" w:hAnsi="Courier New" w:cs="Courier New"/>
+          <w:kern w:val="0"/>
+          <w:sz w:val="20"/>
+          <w:szCs w:val="20"/>
+          <w:lang w:eastAsia="es-ES_tradnl"/>
+          <w14:ligatures w14:val="none"/>
+        </w:rPr>
+        <w:t xml:space="preserve"> </w:t>
+      </w:r>
+      <w:proofErr w:type="spellStart"/>
+      <w:r>
+        <w:rPr>
+          <w:rFonts w:ascii="Courier New" w:eastAsia="Times New Roman" w:hAnsi="Courier New" w:cs="Courier New"/>
+          <w:kern w:val="0"/>
+          <w:sz w:val="20"/>
+          <w:szCs w:val="20"/>
+          <w:lang w:eastAsia="es-ES_tradnl"/>
+          <w14:ligatures w14:val="none"/>
+        </w:rPr>
+        <w:t>origin</w:t>
+      </w:r>
+      <w:proofErr w:type="spellEnd"/>
+      <w:r>
+        <w:rPr>
+          <w:rFonts w:ascii="Courier New" w:eastAsia="Times New Roman" w:hAnsi="Courier New" w:cs="Courier New"/>
+          <w:kern w:val="0"/>
+          <w:sz w:val="20"/>
+          <w:szCs w:val="20"/>
+          <w:lang w:eastAsia="es-ES_tradnl"/>
+          <w14:ligatures w14:val="none"/>
+        </w:rPr>
+        <w:t xml:space="preserve"> pre</w:t>
+      </w:r>
+    </w:p>
+    <w:p>
+      <w:pPr>
+        <w:tabs>
+          <w:tab w:val="left" w:pos="916"/>
+          <w:tab w:val="left" w:pos="1832"/>
+          <w:tab w:val="left" w:pos="2748"/>
+          <w:tab w:val="left" w:pos="3664"/>
+          <w:tab w:val="left" w:pos="4580"/>
+          <w:tab w:val="left" w:pos="5496"/>
+          <w:tab w:val="left" w:pos="6412"/>
+          <w:tab w:val="left" w:pos="7328"/>
+          <w:tab w:val="left" w:pos="8244"/>
+          <w:tab w:val="left" w:pos="9160"/>
+          <w:tab w:val="left" w:pos="10076"/>
+          <w:tab w:val="left" w:pos="10992"/>
+          <w:tab w:val="left" w:pos="11908"/>
+          <w:tab w:val="left" w:pos="12824"/>
+          <w:tab w:val="left" w:pos="13740"/>
+          <w:tab w:val="left" w:pos="14656"/>
+        </w:tabs>
+        <w:rPr>
+          <w:rFonts w:ascii="Courier New" w:eastAsia="Times New Roman" w:hAnsi="Courier New" w:cs="Courier New"/>
+          <w:kern w:val="0"/>
+          <w:sz w:val="20"/>
+          <w:szCs w:val="20"/>
+          <w:lang w:eastAsia="es-ES_tradnl"/>
+          <w14:ligatures w14:val="none"/>
+        </w:rPr>
+      </w:pPr>
+    </w:p>
+    <w:p>
+      <w:pPr>
+        <w:tabs>
+          <w:tab w:val="left" w:pos="916"/>
+          <w:tab w:val="left" w:pos="1832"/>
+          <w:tab w:val="left" w:pos="2748"/>
+          <w:tab w:val="left" w:pos="3664"/>
+          <w:tab w:val="left" w:pos="4580"/>
+          <w:tab w:val="left" w:pos="5496"/>
+          <w:tab w:val="left" w:pos="6412"/>
+          <w:tab w:val="left" w:pos="7328"/>
+          <w:tab w:val="left" w:pos="8244"/>
+          <w:tab w:val="left" w:pos="9160"/>
+          <w:tab w:val="left" w:pos="10076"/>
+          <w:tab w:val="left" w:pos="10992"/>
+          <w:tab w:val="left" w:pos="11908"/>
+          <w:tab w:val="left" w:pos="12824"/>
+          <w:tab w:val="left" w:pos="13740"/>
+          <w:tab w:val="left" w:pos="14656"/>
+        </w:tabs>
+        <w:rPr>
+          <w:rFonts w:ascii="Courier New" w:eastAsia="Times New Roman" w:hAnsi="Courier New" w:cs="Courier New"/>
+          <w:kern w:val="0"/>
+          <w:sz w:val="20"/>
+          <w:szCs w:val="20"/>
+          <w:lang w:eastAsia="es-ES_tradnl"/>
+          <w14:ligatures w14:val="none"/>
+        </w:rPr>
+      </w:pPr>
+      <w:r>
+        <w:rPr>
+          <w:rFonts w:ascii="Courier New" w:eastAsia="Times New Roman" w:hAnsi="Courier New" w:cs="Courier New"/>
+          <w:kern w:val="0"/>
+          <w:sz w:val="20"/>
+          <w:szCs w:val="20"/>
+          <w:lang w:eastAsia="es-ES_tradnl"/>
+          <w14:ligatures w14:val="none"/>
+        </w:rPr>
+        <w:t xml:space="preserve"># Pasar cambios de pre a </w:t>
+      </w:r>
+      <w:proofErr w:type="spellStart"/>
+      <w:r>
+        <w:rPr>
+          <w:rFonts w:ascii="Courier New" w:eastAsia="Times New Roman" w:hAnsi="Courier New" w:cs="Courier New"/>
+          <w:kern w:val="0"/>
+          <w:sz w:val="20"/>
+          <w:szCs w:val="20"/>
+          <w:lang w:eastAsia="es-ES_tradnl"/>
+          <w14:ligatures w14:val="none"/>
+        </w:rPr>
+        <w:t>main</w:t>
+      </w:r>
+      <w:proofErr w:type="spellEnd"/>
+    </w:p>
+    <w:p>
+      <w:pPr>
+        <w:tabs>
+          <w:tab w:val="left" w:pos="916"/>
+          <w:tab w:val="left" w:pos="1832"/>
+          <w:tab w:val="left" w:pos="2748"/>
+          <w:tab w:val="left" w:pos="3664"/>
+          <w:tab w:val="left" w:pos="4580"/>
+          <w:tab w:val="left" w:pos="5496"/>
+          <w:tab w:val="left" w:pos="6412"/>
+          <w:tab w:val="left" w:pos="7328"/>
+          <w:tab w:val="left" w:pos="8244"/>
+          <w:tab w:val="left" w:pos="9160"/>
+          <w:tab w:val="left" w:pos="10076"/>
+          <w:tab w:val="left" w:pos="10992"/>
+          <w:tab w:val="left" w:pos="11908"/>
+          <w:tab w:val="left" w:pos="12824"/>
+          <w:tab w:val="left" w:pos="13740"/>
+          <w:tab w:val="left" w:pos="14656"/>
+        </w:tabs>
+        <w:rPr>
+          <w:rFonts w:ascii="Courier New" w:eastAsia="Times New Roman" w:hAnsi="Courier New" w:cs="Courier New"/>
+          <w:kern w:val="0"/>
+          <w:sz w:val="20"/>
+          <w:szCs w:val="20"/>
+          <w:lang w:eastAsia="es-ES_tradnl"/>
+          <w14:ligatures w14:val="none"/>
+        </w:rPr>
+      </w:pPr>
+      <w:proofErr w:type="spellStart"/>
+      <w:r>
+        <w:rPr>
+          <w:rFonts w:ascii="Courier New" w:eastAsia="Times New Roman" w:hAnsi="Courier New" w:cs="Courier New"/>
+          <w:kern w:val="0"/>
+          <w:sz w:val="20"/>
+          <w:szCs w:val="20"/>
+          <w:lang w:eastAsia="es-ES_tradnl"/>
+          <w14:ligatures w14:val="none"/>
+        </w:rPr>
+        <w:t>git</w:t>
+      </w:r>
+      <w:proofErr w:type="spellEnd"/>
+      <w:r>
+        <w:rPr>
+          <w:rFonts w:ascii="Courier New" w:eastAsia="Times New Roman" w:hAnsi="Courier New" w:cs="Courier New"/>
+          <w:kern w:val="0"/>
+          <w:sz w:val="20"/>
+          <w:szCs w:val="20"/>
+          <w:lang w:eastAsia="es-ES_tradnl"/>
+          <w14:ligatures w14:val="none"/>
+        </w:rPr>
+        <w:t xml:space="preserve"> </w:t>
+      </w:r>
+      <w:proofErr w:type="spellStart"/>
+      <w:r>
+        <w:rPr>
+          <w:rFonts w:ascii="Courier New" w:eastAsia="Times New Roman" w:hAnsi="Courier New" w:cs="Courier New"/>
+          <w:kern w:val="0"/>
+          <w:sz w:val="20"/>
+          <w:szCs w:val="20"/>
+          <w:lang w:eastAsia="es-ES_tradnl"/>
+          <w14:ligatures w14:val="none"/>
+        </w:rPr>
+        <w:t>checkout</w:t>
+      </w:r>
+      <w:proofErr w:type="spellEnd"/>
+      <w:r>
+        <w:rPr>
+          <w:rFonts w:ascii="Courier New" w:eastAsia="Times New Roman" w:hAnsi="Courier New" w:cs="Courier New"/>
+          <w:kern w:val="0"/>
+          <w:sz w:val="20"/>
+          <w:szCs w:val="20"/>
+          <w:lang w:eastAsia="es-ES_tradnl"/>
+          <w14:ligatures w14:val="none"/>
+        </w:rPr>
+        <w:t xml:space="preserve"> </w:t>
+      </w:r>
+      <w:proofErr w:type="spellStart"/>
+      <w:r>
+        <w:rPr>
+          <w:rFonts w:ascii="Courier New" w:eastAsia="Times New Roman" w:hAnsi="Courier New" w:cs="Courier New"/>
+          <w:kern w:val="0"/>
+          <w:sz w:val="20"/>
+          <w:szCs w:val="20"/>
+          <w:lang w:eastAsia="es-ES_tradnl"/>
+          <w14:ligatures w14:val="none"/>
+        </w:rPr>
+        <w:t>main</w:t>
+      </w:r>
+      <w:proofErr w:type="spellEnd"/>
+    </w:p>
+    <w:p>
+      <w:pPr>
+        <w:tabs>
+          <w:tab w:val="left" w:pos="916"/>
+          <w:tab w:val="left" w:pos="1832"/>
+          <w:tab w:val="left" w:pos="2748"/>
+          <w:tab w:val="left" w:pos="3664"/>
+          <w:tab w:val="left" w:pos="4580"/>
+          <w:tab w:val="left" w:pos="5496"/>
+          <w:tab w:val="left" w:pos="6412"/>
+          <w:tab w:val="left" w:pos="7328"/>
+          <w:tab w:val="left" w:pos="8244"/>
+          <w:tab w:val="left" w:pos="9160"/>
+          <w:tab w:val="left" w:pos="10076"/>
+          <w:tab w:val="left" w:pos="10992"/>
+          <w:tab w:val="left" w:pos="11908"/>
+          <w:tab w:val="left" w:pos="12824"/>
+          <w:tab w:val="left" w:pos="13740"/>
+          <w:tab w:val="left" w:pos="14656"/>
+        </w:tabs>
+        <w:rPr>
+          <w:rFonts w:ascii="Courier New" w:eastAsia="Times New Roman" w:hAnsi="Courier New" w:cs="Courier New"/>
+          <w:kern w:val="0"/>
+          <w:sz w:val="20"/>
+          <w:szCs w:val="20"/>
+          <w:lang w:eastAsia="es-ES_tradnl"/>
+          <w14:ligatures w14:val="none"/>
+        </w:rPr>
+      </w:pPr>
+      <w:proofErr w:type="spellStart"/>
+      <w:r>
+        <w:rPr>
+          <w:rFonts w:ascii="Courier New" w:eastAsia="Times New Roman" w:hAnsi="Courier New" w:cs="Courier New"/>
+          <w:kern w:val="0"/>
+          <w:sz w:val="20"/>
+          <w:szCs w:val="20"/>
+          <w:lang w:eastAsia="es-ES_tradnl"/>
+          <w14:ligatures w14:val="none"/>
+        </w:rPr>
+        <w:t>git</w:t>
+      </w:r>
+      <w:proofErr w:type="spellEnd"/>
+      <w:r>
+        <w:rPr>
+          <w:rFonts w:ascii="Courier New" w:eastAsia="Times New Roman" w:hAnsi="Courier New" w:cs="Courier New"/>
+          <w:kern w:val="0"/>
+          <w:sz w:val="20"/>
+          <w:szCs w:val="20"/>
+          <w:lang w:eastAsia="es-ES_tradnl"/>
+          <w14:ligatures w14:val="none"/>
+        </w:rPr>
+        <w:t xml:space="preserve"> </w:t>
+      </w:r>
+      <w:proofErr w:type="spellStart"/>
+      <w:r>
+        <w:rPr>
+          <w:rFonts w:ascii="Courier New" w:eastAsia="Times New Roman" w:hAnsi="Courier New" w:cs="Courier New"/>
+          <w:kern w:val="0"/>
+          <w:sz w:val="20"/>
+          <w:szCs w:val="20"/>
+          <w:lang w:eastAsia="es-ES_tradnl"/>
+          <w14:ligatures w14:val="none"/>
+        </w:rPr>
+        <w:t>merge</w:t>
+      </w:r>
+      <w:proofErr w:type="spellEnd"/>
+      <w:r>
+        <w:rPr>
+          <w:rFonts w:ascii="Courier New" w:eastAsia="Times New Roman" w:hAnsi="Courier New" w:cs="Courier New"/>
+          <w:kern w:val="0"/>
+          <w:sz w:val="20"/>
+          <w:szCs w:val="20"/>
+          <w:lang w:eastAsia="es-ES_tradnl"/>
+          <w14:ligatures w14:val="none"/>
+        </w:rPr>
+        <w:t xml:space="preserve"> pre</w:t>
+      </w:r>
+    </w:p>
+    <w:p>
+      <w:pPr>
+        <w:tabs>
+          <w:tab w:val="left" w:pos="916"/>
+          <w:tab w:val="left" w:pos="1832"/>
+          <w:tab w:val="left" w:pos="2748"/>
+          <w:tab w:val="left" w:pos="3664"/>
+          <w:tab w:val="left" w:pos="4580"/>
+          <w:tab w:val="left" w:pos="5496"/>
+          <w:tab w:val="left" w:pos="6412"/>
+          <w:tab w:val="left" w:pos="7328"/>
+          <w:tab w:val="left" w:pos="8244"/>
+          <w:tab w:val="left" w:pos="9160"/>
+          <w:tab w:val="left" w:pos="10076"/>
+          <w:tab w:val="left" w:pos="10992"/>
+          <w:tab w:val="left" w:pos="11908"/>
+          <w:tab w:val="left" w:pos="12824"/>
+          <w:tab w:val="left" w:pos="13740"/>
+          <w:tab w:val="left" w:pos="14656"/>
+        </w:tabs>
+        <w:rPr>
+          <w:rFonts w:ascii="Courier New" w:eastAsia="Times New Roman" w:hAnsi="Courier New" w:cs="Courier New"/>
+          <w:kern w:val="0"/>
+          <w:sz w:val="20"/>
+          <w:szCs w:val="20"/>
+          <w:lang w:eastAsia="es-ES_tradnl"/>
+          <w14:ligatures w14:val="none"/>
+        </w:rPr>
+      </w:pPr>
+      <w:proofErr w:type="spellStart"/>
+      <w:r>
+        <w:rPr>
+          <w:rFonts w:ascii="Courier New" w:eastAsia="Times New Roman" w:hAnsi="Courier New" w:cs="Courier New"/>
+          <w:kern w:val="0"/>
+          <w:sz w:val="20"/>
+          <w:szCs w:val="20"/>
+          <w:lang w:eastAsia="es-ES_tradnl"/>
+          <w14:ligatures w14:val="none"/>
+        </w:rPr>
+        <w:t>git</w:t>
+      </w:r>
+      <w:proofErr w:type="spellEnd"/>
+      <w:r>
+        <w:rPr>
+          <w:rFonts w:ascii="Courier New" w:eastAsia="Times New Roman" w:hAnsi="Courier New" w:cs="Courier New"/>
+          <w:kern w:val="0"/>
+          <w:sz w:val="20"/>
+          <w:szCs w:val="20"/>
+          <w:lang w:eastAsia="es-ES_tradnl"/>
+          <w14:ligatures w14:val="none"/>
+        </w:rPr>
+        <w:t xml:space="preserve"> </w:t>
+      </w:r>
+      <w:proofErr w:type="spellStart"/>
+      <w:r>
+        <w:rPr>
+          <w:rFonts w:ascii="Courier New" w:eastAsia="Times New Roman" w:hAnsi="Courier New" w:cs="Courier New"/>
+          <w:kern w:val="0"/>
+          <w:sz w:val="20"/>
+          <w:szCs w:val="20"/>
+          <w:lang w:eastAsia="es-ES_tradnl"/>
+          <w14:ligatures w14:val="none"/>
+        </w:rPr>
+        <w:t>push</w:t>
+      </w:r>
+      <w:proofErr w:type="spellEnd"/>
+      <w:r>
+        <w:rPr>
+          <w:rFonts w:ascii="Courier New" w:eastAsia="Times New Roman" w:hAnsi="Courier New" w:cs="Courier New"/>
+          <w:kern w:val="0"/>
+          <w:sz w:val="20"/>
+          <w:szCs w:val="20"/>
+          <w:lang w:eastAsia="es-ES_tradnl"/>
+          <w14:ligatures w14:val="none"/>
+        </w:rPr>
+        <w:t xml:space="preserve"> </w:t>
+      </w:r>
+      <w:proofErr w:type="spellStart"/>
+      <w:r>
+        <w:rPr>
+          <w:rFonts w:ascii="Courier New" w:eastAsia="Times New Roman" w:hAnsi="Courier New" w:cs="Courier New"/>
+          <w:kern w:val="0"/>
+          <w:sz w:val="20"/>
+          <w:szCs w:val="20"/>
+          <w:lang w:eastAsia="es-ES_tradnl"/>
+          <w14:ligatures w14:val="none"/>
+        </w:rPr>
+        <w:t>origin</w:t>
+      </w:r>
+      <w:proofErr w:type="spellEnd"/>
+      <w:r>
+        <w:rPr>
+          <w:rFonts w:ascii="Courier New" w:eastAsia="Times New Roman" w:hAnsi="Courier New" w:cs="Courier New"/>
+          <w:kern w:val="0"/>
+          <w:sz w:val="20"/>
+          <w:szCs w:val="20"/>
+          <w:lang w:eastAsia="es-ES_tradnl"/>
+          <w14:ligatures w14:val="none"/>
+        </w:rPr>
+        <w:t xml:space="preserve"> </w:t>
+      </w:r>
+      <w:proofErr w:type="spellStart"/>
+      <w:r>
+        <w:rPr>
+          <w:rFonts w:ascii="Courier New" w:eastAsia="Times New Roman" w:hAnsi="Courier New" w:cs="Courier New"/>
+          <w:kern w:val="0"/>
+          <w:sz w:val="20"/>
+          <w:szCs w:val="20"/>
+          <w:lang w:eastAsia="es-ES_tradnl"/>
+          <w14:ligatures w14:val="none"/>
+        </w:rPr>
+        <w:t>main</w:t>
+      </w:r>
+      <w:proofErr w:type="spellEnd"/>
+    </w:p>
+    <w:p>
+      <w:pPr>
+        <w:rPr>
+          <w:rFonts w:ascii="Times New Roman" w:eastAsia="Times New Roman" w:hAnsi="Times New Roman" w:cs="Times New Roman"/>
+          <w:kern w:val="0"/>
+          <w:lang w:eastAsia="es-ES_tradnl"/>
+          <w14:ligatures w14:val="none"/>
+        </w:rPr>
+      </w:pPr>
+      <w:r>
+        <w:rPr>
+          <w:rFonts w:ascii="Times New Roman" w:eastAsia="Times New Roman" w:hAnsi="Times New Roman" w:cs="Times New Roman"/>
+          <w:noProof/>
+          <w:kern w:val="0"/>
+          <w:lang w:eastAsia="es-ES_tradnl"/>
+          <w14:ligatures w14:val="none"/>
+        </w:rPr>
+      </w:r>
+      <w:r>
+        <w:rPr>
+          <w:rFonts w:ascii="Times New Roman" w:eastAsia="Times New Roman" w:hAnsi="Times New Roman" w:cs="Times New Roman"/>
+          <w:noProof/>
+          <w:kern w:val="0"/>
+          <w:lang w:eastAsia="es-ES_tradnl"/>
+          <w14:ligatures w14:val="none"/>
+        </w:rPr>
+        <w:pict>
+          <v:rect id="_x0000_i1037" alt="" style="width:425.2pt;height:.05pt;mso-width-percent:0;mso-height-percent:0;mso-width-percent:0;mso-height-percent:0" o:hralign="center" o:hrstd="t" o:hr="t" fillcolor="#a0a0a0" stroked="f"/>
+        </w:pict>
+      </w:r>
+    </w:p>
+    <w:p>
+      <w:pPr>
+        <w:spacing w:before="100" w:beforeAutospacing="1" w:after="100" w:afterAutospacing="1"/>
+        <w:rPr>
+          <w:rFonts w:ascii="Times New Roman" w:eastAsia="Times New Roman" w:hAnsi="Times New Roman" w:cs="Times New Roman"/>
+          <w:kern w:val="0"/>
+          <w:lang w:eastAsia="es-ES_tradnl"/>
+          <w14:ligatures w14:val="none"/>
+        </w:rPr>
+      </w:pPr>
+      <w:r>
+        <w:rPr>
+          <w:rFonts w:ascii="Times New Roman" w:eastAsia="Times New Roman" w:hAnsi="Times New Roman" w:cs="Times New Roman"/>
+          <w:kern w:val="0"/>
+          <w:lang w:eastAsia="es-ES_tradnl"/>
+          <w14:ligatures w14:val="none"/>
+        </w:rPr>
+        <w:lastRenderedPageBreak/>
+        <w:t>¿Quieres que prepare una plantilla visual con este flujo (PDF, imagen o texto)? ¿O quieres configurar tu entorno local para que se sincronice con servidores de desarrollo/preproducción automáticamente?</w:t>
       </w:r>
     </w:p>
     <w:p/>
@@ -4991,6 +8781,155 @@
     </w:lvl>
   </w:abstractNum>
   <w:abstractNum w:abstractNumId="5" w15:restartNumberingAfterBreak="0">
+    <w:nsid w:val="4CA87F43"/>
+    <w:multiLevelType w:val="multilevel"/>
+    <w:tmpl w:val="14DC7EC6"/>
+    <w:lvl w:ilvl="0">
+      <w:start w:val="1"/>
+      <w:numFmt w:val="bullet"/>
+      <w:lvlText w:val=""/>
+      <w:lvlJc w:val="left"/>
+      <w:pPr>
+        <w:tabs>
+          <w:tab w:val="num" w:pos="720"/>
+        </w:tabs>
+        <w:ind w:left="720" w:hanging="360"/>
+      </w:pPr>
+      <w:rPr>
+        <w:rFonts w:ascii="Symbol" w:hAnsi="Symbol" w:hint="default"/>
+        <w:sz w:val="20"/>
+      </w:rPr>
+    </w:lvl>
+    <w:lvl w:ilvl="1" w:tentative="1">
+      <w:start w:val="1"/>
+      <w:numFmt w:val="bullet"/>
+      <w:lvlText w:val="o"/>
+      <w:lvlJc w:val="left"/>
+      <w:pPr>
+        <w:tabs>
+          <w:tab w:val="num" w:pos="1440"/>
+        </w:tabs>
+        <w:ind w:left="1440" w:hanging="360"/>
+      </w:pPr>
+      <w:rPr>
+        <w:rFonts w:ascii="Courier New" w:hAnsi="Courier New" w:hint="default"/>
+        <w:sz w:val="20"/>
+      </w:rPr>
+    </w:lvl>
+    <w:lvl w:ilvl="2" w:tentative="1">
+      <w:start w:val="1"/>
+      <w:numFmt w:val="bullet"/>
+      <w:lvlText w:val=""/>
+      <w:lvlJc w:val="left"/>
+      <w:pPr>
+        <w:tabs>
+          <w:tab w:val="num" w:pos="2160"/>
+        </w:tabs>
+        <w:ind w:left="2160" w:hanging="360"/>
+      </w:pPr>
+      <w:rPr>
+        <w:rFonts w:ascii="Wingdings" w:hAnsi="Wingdings" w:hint="default"/>
+        <w:sz w:val="20"/>
+      </w:rPr>
+    </w:lvl>
+    <w:lvl w:ilvl="3" w:tentative="1">
+      <w:start w:val="1"/>
+      <w:numFmt w:val="bullet"/>
+      <w:lvlText w:val=""/>
+      <w:lvlJc w:val="left"/>
+      <w:pPr>
+        <w:tabs>
+          <w:tab w:val="num" w:pos="2880"/>
+        </w:tabs>
+        <w:ind w:left="2880" w:hanging="360"/>
+      </w:pPr>
+      <w:rPr>
+        <w:rFonts w:ascii="Wingdings" w:hAnsi="Wingdings" w:hint="default"/>
+        <w:sz w:val="20"/>
+      </w:rPr>
+    </w:lvl>
+    <w:lvl w:ilvl="4" w:tentative="1">
+      <w:start w:val="1"/>
+      <w:numFmt w:val="bullet"/>
+      <w:lvlText w:val=""/>
+      <w:lvlJc w:val="left"/>
+      <w:pPr>
+        <w:tabs>
+          <w:tab w:val="num" w:pos="3600"/>
+        </w:tabs>
+        <w:ind w:left="3600" w:hanging="360"/>
+      </w:pPr>
+      <w:rPr>
+        <w:rFonts w:ascii="Wingdings" w:hAnsi="Wingdings" w:hint="default"/>
+        <w:sz w:val="20"/>
+      </w:rPr>
+    </w:lvl>
+    <w:lvl w:ilvl="5" w:tentative="1">
+      <w:start w:val="1"/>
+      <w:numFmt w:val="bullet"/>
+      <w:lvlText w:val=""/>
+      <w:lvlJc w:val="left"/>
+      <w:pPr>
+        <w:tabs>
+          <w:tab w:val="num" w:pos="4320"/>
+        </w:tabs>
+        <w:ind w:left="4320" w:hanging="360"/>
+      </w:pPr>
+      <w:rPr>
+        <w:rFonts w:ascii="Wingdings" w:hAnsi="Wingdings" w:hint="default"/>
+        <w:sz w:val="20"/>
+      </w:rPr>
+    </w:lvl>
+    <w:lvl w:ilvl="6" w:tentative="1">
+      <w:start w:val="1"/>
+      <w:numFmt w:val="bullet"/>
+      <w:lvlText w:val=""/>
+      <w:lvlJc w:val="left"/>
+      <w:pPr>
+        <w:tabs>
+          <w:tab w:val="num" w:pos="5040"/>
+        </w:tabs>
+        <w:ind w:left="5040" w:hanging="360"/>
+      </w:pPr>
+      <w:rPr>
+        <w:rFonts w:ascii="Wingdings" w:hAnsi="Wingdings" w:hint="default"/>
+        <w:sz w:val="20"/>
+      </w:rPr>
+    </w:lvl>
+    <w:lvl w:ilvl="7" w:tentative="1">
+      <w:start w:val="1"/>
+      <w:numFmt w:val="bullet"/>
+      <w:lvlText w:val=""/>
+      <w:lvlJc w:val="left"/>
+      <w:pPr>
+        <w:tabs>
+          <w:tab w:val="num" w:pos="5760"/>
+        </w:tabs>
+        <w:ind w:left="5760" w:hanging="360"/>
+      </w:pPr>
+      <w:rPr>
+        <w:rFonts w:ascii="Wingdings" w:hAnsi="Wingdings" w:hint="default"/>
+        <w:sz w:val="20"/>
+      </w:rPr>
+    </w:lvl>
+    <w:lvl w:ilvl="8" w:tentative="1">
+      <w:start w:val="1"/>
+      <w:numFmt w:val="bullet"/>
+      <w:lvlText w:val=""/>
+      <w:lvlJc w:val="left"/>
+      <w:pPr>
+        <w:tabs>
+          <w:tab w:val="num" w:pos="6480"/>
+        </w:tabs>
+        <w:ind w:left="6480" w:hanging="360"/>
+      </w:pPr>
+      <w:rPr>
+        <w:rFonts w:ascii="Wingdings" w:hAnsi="Wingdings" w:hint="default"/>
+        <w:sz w:val="20"/>
+      </w:rPr>
+    </w:lvl>
+  </w:abstractNum>
+  <w:abstractNum w:abstractNumId="6" w15:restartNumberingAfterBreak="0">
     <w:nsid w:val="58404F7C"/>
     <w:multiLevelType w:val="multilevel"/>
     <w:tmpl w:val="12967F40"/>
@@ -5107,7 +9046,7 @@
       </w:pPr>
     </w:lvl>
   </w:abstractNum>
-  <w:abstractNum w:abstractNumId="6" w15:restartNumberingAfterBreak="0">
+  <w:abstractNum w:abstractNumId="7" w15:restartNumberingAfterBreak="0">
     <w:nsid w:val="6C471ED9"/>
     <w:multiLevelType w:val="multilevel"/>
     <w:tmpl w:val="224AE8C4"/>
@@ -5222,6 +9161,155 @@
         </w:tabs>
         <w:ind w:left="6480" w:hanging="360"/>
       </w:pPr>
+    </w:lvl>
+  </w:abstractNum>
+  <w:abstractNum w:abstractNumId="8" w15:restartNumberingAfterBreak="0">
+    <w:nsid w:val="72336C12"/>
+    <w:multiLevelType w:val="multilevel"/>
+    <w:tmpl w:val="64745712"/>
+    <w:lvl w:ilvl="0">
+      <w:start w:val="1"/>
+      <w:numFmt w:val="bullet"/>
+      <w:lvlText w:val=""/>
+      <w:lvlJc w:val="left"/>
+      <w:pPr>
+        <w:tabs>
+          <w:tab w:val="num" w:pos="720"/>
+        </w:tabs>
+        <w:ind w:left="720" w:hanging="360"/>
+      </w:pPr>
+      <w:rPr>
+        <w:rFonts w:ascii="Symbol" w:hAnsi="Symbol" w:hint="default"/>
+        <w:sz w:val="20"/>
+      </w:rPr>
+    </w:lvl>
+    <w:lvl w:ilvl="1" w:tentative="1">
+      <w:start w:val="1"/>
+      <w:numFmt w:val="bullet"/>
+      <w:lvlText w:val="o"/>
+      <w:lvlJc w:val="left"/>
+      <w:pPr>
+        <w:tabs>
+          <w:tab w:val="num" w:pos="1440"/>
+        </w:tabs>
+        <w:ind w:left="1440" w:hanging="360"/>
+      </w:pPr>
+      <w:rPr>
+        <w:rFonts w:ascii="Courier New" w:hAnsi="Courier New" w:hint="default"/>
+        <w:sz w:val="20"/>
+      </w:rPr>
+    </w:lvl>
+    <w:lvl w:ilvl="2" w:tentative="1">
+      <w:start w:val="1"/>
+      <w:numFmt w:val="bullet"/>
+      <w:lvlText w:val=""/>
+      <w:lvlJc w:val="left"/>
+      <w:pPr>
+        <w:tabs>
+          <w:tab w:val="num" w:pos="2160"/>
+        </w:tabs>
+        <w:ind w:left="2160" w:hanging="360"/>
+      </w:pPr>
+      <w:rPr>
+        <w:rFonts w:ascii="Wingdings" w:hAnsi="Wingdings" w:hint="default"/>
+        <w:sz w:val="20"/>
+      </w:rPr>
+    </w:lvl>
+    <w:lvl w:ilvl="3" w:tentative="1">
+      <w:start w:val="1"/>
+      <w:numFmt w:val="bullet"/>
+      <w:lvlText w:val=""/>
+      <w:lvlJc w:val="left"/>
+      <w:pPr>
+        <w:tabs>
+          <w:tab w:val="num" w:pos="2880"/>
+        </w:tabs>
+        <w:ind w:left="2880" w:hanging="360"/>
+      </w:pPr>
+      <w:rPr>
+        <w:rFonts w:ascii="Wingdings" w:hAnsi="Wingdings" w:hint="default"/>
+        <w:sz w:val="20"/>
+      </w:rPr>
+    </w:lvl>
+    <w:lvl w:ilvl="4" w:tentative="1">
+      <w:start w:val="1"/>
+      <w:numFmt w:val="bullet"/>
+      <w:lvlText w:val=""/>
+      <w:lvlJc w:val="left"/>
+      <w:pPr>
+        <w:tabs>
+          <w:tab w:val="num" w:pos="3600"/>
+        </w:tabs>
+        <w:ind w:left="3600" w:hanging="360"/>
+      </w:pPr>
+      <w:rPr>
+        <w:rFonts w:ascii="Wingdings" w:hAnsi="Wingdings" w:hint="default"/>
+        <w:sz w:val="20"/>
+      </w:rPr>
+    </w:lvl>
+    <w:lvl w:ilvl="5" w:tentative="1">
+      <w:start w:val="1"/>
+      <w:numFmt w:val="bullet"/>
+      <w:lvlText w:val=""/>
+      <w:lvlJc w:val="left"/>
+      <w:pPr>
+        <w:tabs>
+          <w:tab w:val="num" w:pos="4320"/>
+        </w:tabs>
+        <w:ind w:left="4320" w:hanging="360"/>
+      </w:pPr>
+      <w:rPr>
+        <w:rFonts w:ascii="Wingdings" w:hAnsi="Wingdings" w:hint="default"/>
+        <w:sz w:val="20"/>
+      </w:rPr>
+    </w:lvl>
+    <w:lvl w:ilvl="6" w:tentative="1">
+      <w:start w:val="1"/>
+      <w:numFmt w:val="bullet"/>
+      <w:lvlText w:val=""/>
+      <w:lvlJc w:val="left"/>
+      <w:pPr>
+        <w:tabs>
+          <w:tab w:val="num" w:pos="5040"/>
+        </w:tabs>
+        <w:ind w:left="5040" w:hanging="360"/>
+      </w:pPr>
+      <w:rPr>
+        <w:rFonts w:ascii="Wingdings" w:hAnsi="Wingdings" w:hint="default"/>
+        <w:sz w:val="20"/>
+      </w:rPr>
+    </w:lvl>
+    <w:lvl w:ilvl="7" w:tentative="1">
+      <w:start w:val="1"/>
+      <w:numFmt w:val="bullet"/>
+      <w:lvlText w:val=""/>
+      <w:lvlJc w:val="left"/>
+      <w:pPr>
+        <w:tabs>
+          <w:tab w:val="num" w:pos="5760"/>
+        </w:tabs>
+        <w:ind w:left="5760" w:hanging="360"/>
+      </w:pPr>
+      <w:rPr>
+        <w:rFonts w:ascii="Wingdings" w:hAnsi="Wingdings" w:hint="default"/>
+        <w:sz w:val="20"/>
+      </w:rPr>
+    </w:lvl>
+    <w:lvl w:ilvl="8" w:tentative="1">
+      <w:start w:val="1"/>
+      <w:numFmt w:val="bullet"/>
+      <w:lvlText w:val=""/>
+      <w:lvlJc w:val="left"/>
+      <w:pPr>
+        <w:tabs>
+          <w:tab w:val="num" w:pos="6480"/>
+        </w:tabs>
+        <w:ind w:left="6480" w:hanging="360"/>
+      </w:pPr>
+      <w:rPr>
+        <w:rFonts w:ascii="Wingdings" w:hAnsi="Wingdings" w:hint="default"/>
+        <w:sz w:val="20"/>
+      </w:rPr>
     </w:lvl>
   </w:abstractNum>
   <w:num w:numId="1" w16cid:durableId="1102141806">
@@ -5240,9 +9328,15 @@
     <w:abstractNumId w:val="0"/>
   </w:num>
   <w:num w:numId="6" w16cid:durableId="892082145">
+    <w:abstractNumId w:val="7"/>
+  </w:num>
+  <w:num w:numId="7" w16cid:durableId="294220621">
     <w:abstractNumId w:val="6"/>
   </w:num>
-  <w:num w:numId="7" w16cid:durableId="294220621">
+  <w:num w:numId="8" w16cid:durableId="1542286982">
+    <w:abstractNumId w:val="8"/>
+  </w:num>
+  <w:num w:numId="9" w16cid:durableId="82453364">
     <w:abstractNumId w:val="5"/>
   </w:num>
 </w:numbering>
@@ -5672,7 +9766,6 @@
     <w:next w:val="Normal"/>
     <w:link w:val="Ttulo2Car"/>
     <w:uiPriority w:val="9"/>
-    <w:semiHidden/>
     <w:unhideWhenUsed/>
     <w:qFormat/>
     <w:rsid w:val="00342B1E"/>
@@ -5886,7 +9979,6 @@
     <w:basedOn w:val="Fuentedeprrafopredeter"/>
     <w:link w:val="Ttulo2"/>
     <w:uiPriority w:val="9"/>
-    <w:semiHidden/>
     <w:rsid w:val="00342B1E"/>
     <w:rPr>
       <w:rFonts w:asciiTheme="majorHAnsi" w:eastAsiaTheme="majorEastAsia" w:hAnsiTheme="majorHAnsi" w:cstheme="majorBidi"/>
@@ -6199,6 +10291,59 @@
       <w:szCs w:val="20"/>
     </w:rPr>
   </w:style>
+  <w:style w:type="paragraph" w:styleId="HTMLconformatoprevio">
+    <w:name w:val="HTML Preformatted"/>
+    <w:basedOn w:val="Normal"/>
+    <w:link w:val="HTMLconformatoprevioCar"/>
+    <w:uiPriority w:val="99"/>
+    <w:semiHidden/>
+    <w:unhideWhenUsed/>
+    <w:rsid w:val="008E19E5"/>
+    <w:pPr>
+      <w:tabs>
+        <w:tab w:val="left" w:pos="916"/>
+        <w:tab w:val="left" w:pos="1832"/>
+        <w:tab w:val="left" w:pos="2748"/>
+        <w:tab w:val="left" w:pos="3664"/>
+        <w:tab w:val="left" w:pos="4580"/>
+        <w:tab w:val="left" w:pos="5496"/>
+        <w:tab w:val="left" w:pos="6412"/>
+        <w:tab w:val="left" w:pos="7328"/>
+        <w:tab w:val="left" w:pos="8244"/>
+        <w:tab w:val="left" w:pos="9160"/>
+        <w:tab w:val="left" w:pos="10076"/>
+        <w:tab w:val="left" w:pos="10992"/>
+        <w:tab w:val="left" w:pos="11908"/>
+        <w:tab w:val="left" w:pos="12824"/>
+        <w:tab w:val="left" w:pos="13740"/>
+        <w:tab w:val="left" w:pos="14656"/>
+      </w:tabs>
+    </w:pPr>
+    <w:rPr>
+      <w:rFonts w:ascii="Courier New" w:eastAsia="Times New Roman" w:hAnsi="Courier New" w:cs="Courier New"/>
+      <w:kern w:val="0"/>
+      <w:sz w:val="20"/>
+      <w:szCs w:val="20"/>
+      <w:lang w:eastAsia="es-ES_tradnl"/>
+      <w14:ligatures w14:val="none"/>
+    </w:rPr>
+  </w:style>
+  <w:style w:type="character" w:customStyle="1" w:styleId="HTMLconformatoprevioCar">
+    <w:name w:val="HTML con formato previo Car"/>
+    <w:basedOn w:val="Fuentedeprrafopredeter"/>
+    <w:link w:val="HTMLconformatoprevio"/>
+    <w:uiPriority w:val="99"/>
+    <w:semiHidden/>
+    <w:rsid w:val="008E19E5"/>
+    <w:rPr>
+      <w:rFonts w:ascii="Courier New" w:eastAsia="Times New Roman" w:hAnsi="Courier New" w:cs="Courier New"/>
+      <w:kern w:val="0"/>
+      <w:sz w:val="20"/>
+      <w:szCs w:val="20"/>
+      <w:lang w:eastAsia="es-ES_tradnl"/>
+      <w14:ligatures w14:val="none"/>
+    </w:rPr>
+  </w:style>
 </w:styles>
 </file>
 
